--- a/docs/EXERCICIO_MULTIPLOS_DEVS.docx
+++ b/docs/EXERCICIO_MULTIPLOS_DEVS.docx
@@ -2,49 +2,14 @@
 <file path=word/document.xml><?xml version="1.0" encoding="utf-8"?>
 <w:document xmlns:w="http://schemas.openxmlformats.org/wordprocessingml/2006/main" xmlns:m="http://schemas.openxmlformats.org/officeDocument/2006/math" xmlns:r="http://schemas.openxmlformats.org/officeDocument/2006/relationships" xmlns:o="urn:schemas-microsoft-com:office:office" xmlns:v="urn:schemas-microsoft-com:vml" xmlns:w10="urn:schemas-microsoft-com:office:word" xmlns:a="http://schemas.openxmlformats.org/drawingml/2006/main" xmlns:pic="http://schemas.openxmlformats.org/drawingml/2006/picture" xmlns:wp="http://schemas.openxmlformats.org/drawingml/2006/wordprocessingDrawing">
   <w:body>
-    <w:p>
-      <w:pPr>
-        <w:pStyle w:val="Title"/>
-      </w:pPr>
-      <w:r>
-        <w:t xml:space="preserve">Exercício: Múltiplos Devs e Conflitos de Merge</w:t>
-      </w:r>
-    </w:p>
-    <w:sdt>
-      <w:sdtPr>
-        <w:docPartObj>
-          <w:docPartGallery w:val="Table of Contents"/>
-          <w:docPartUnique/>
-        </w:docPartObj>
-      </w:sdtPr>
-      <w:sdtContent>
-        <w:p>
-          <w:pPr>
-            <w:pStyle w:val="TOCHeading"/>
-          </w:pPr>
-          <w:r>
-            <w:t xml:space="preserve">Table of Contents</w:t>
-          </w:r>
-        </w:p>
-        <w:p>
-          <w:r>
-            <w:fldChar w:fldCharType="begin" w:dirty="true"/>
-            <w:instrText xml:space="preserve">TOC \o "1-2" \h \z \u</w:instrText>
-            <w:fldChar w:fldCharType="separate"/>
-            <w:fldChar w:fldCharType="end"/>
-          </w:r>
-        </w:p>
-      </w:sdtContent>
-    </w:sdt>
+    <w:bookmarkStart w:id="20" w:name="X957d4ed596c3be28bf799763ddf4cd10747a824"/>
     <w:p>
       <w:pPr>
         <w:pStyle w:val="Heading1"/>
       </w:pPr>
-      <w:bookmarkStart w:id="20" w:name="X957d4ed596c3be28bf799763ddf4cd10747a824"/>
       <w:r>
         <w:t xml:space="preserve">Exercício prático: 2 desenvolvedores, mesmo arquivo, conflito real</w:t>
       </w:r>
-      <w:bookmarkEnd w:id="20"/>
     </w:p>
     <w:p>
       <w:pPr>
@@ -66,37 +31,7 @@
         <w:t xml:space="preserve"> </w:t>
       </w:r>
       <w:r>
-        <w:t xml:space="preserve">primeiro (o</w:t>
-      </w:r>
-      <w:r>
-        <w:t xml:space="preserve"> </w:t>
-      </w:r>
-      <w:r>
-        <w:t xml:space="preserve">“</w:t>
-      </w:r>
-      <w:r>
-        <w:t xml:space="preserve">porquê</w:t>
-      </w:r>
-      <w:r>
-        <w:t xml:space="preserve">”</w:t>
-      </w:r>
-      <w:r>
-        <w:t xml:space="preserve">). Este documento é o</w:t>
-      </w:r>
-      <w:r>
-        <w:t xml:space="preserve"> </w:t>
-      </w:r>
-      <w:r>
-        <w:t xml:space="preserve">“</w:t>
-      </w:r>
-      <w:r>
-        <w:t xml:space="preserve">como</w:t>
-      </w:r>
-      <w:r>
-        <w:t xml:space="preserve">”</w:t>
-      </w:r>
-      <w:r>
-        <w:t xml:space="preserve">, com comandos reais —</w:t>
+        <w:t xml:space="preserve">primeiro (o "porquê"). Este documento é o "como", com comandos reais —</w:t>
       </w:r>
       <w:r>
         <w:t xml:space="preserve"> </w:t>
@@ -104,6 +39,7 @@
       <w:r>
         <w:rPr>
           <w:b/>
+          <w:bCs/>
         </w:rPr>
         <w:t xml:space="preserve">todos os comandos abaixo foram executados de verdade</w:t>
       </w:r>
@@ -129,164 +65,143 @@
         </w:pict>
       </w:r>
     </w:p>
+    <w:bookmarkStart w:id="9" w:name="cenário"/>
     <w:p>
       <w:pPr>
         <w:pStyle w:val="Heading2"/>
       </w:pPr>
-      <w:bookmarkStart w:id="21" w:name="cenário"/>
       <w:r>
         <w:t xml:space="preserve">Cenário</w:t>
       </w:r>
-      <w:bookmarkEnd w:id="21"/>
-    </w:p>
-    <w:p>
-      <w:pPr>
+    </w:p>
+    <w:p>
+      <w:pPr>
+        <w:pStyle w:val="Compact"/>
         <w:numPr>
           <w:ilvl w:val="0"/>
           <w:numId w:val="1001"/>
         </w:numPr>
+      </w:pPr>
+      <w:r>
+        <w:rPr>
+          <w:b/>
+          <w:bCs/>
+        </w:rPr>
+        <w:t xml:space="preserve">Ana</w:t>
+      </w:r>
+      <w:r>
+        <w:t xml:space="preserve"> </w:t>
+      </w:r>
+      <w:r>
+        <w:t xml:space="preserve">(dev A) e</w:t>
+      </w:r>
+      <w:r>
+        <w:t xml:space="preserve"> </w:t>
+      </w:r>
+      <w:r>
+        <w:rPr>
+          <w:b/>
+          <w:bCs/>
+        </w:rPr>
+        <w:t xml:space="preserve">Bruno</w:t>
+      </w:r>
+      <w:r>
+        <w:t xml:space="preserve"> </w:t>
+      </w:r>
+      <w:r>
+        <w:t xml:space="preserve">(dev B) pegam duas tarefas diferentes do backlog, ambas mexendo em</w:t>
+      </w:r>
+      <w:r>
+        <w:t xml:space="preserve"> </w:t>
+      </w:r>
+      <w:r>
+        <w:rPr>
+          <w:rStyle w:val="VerbatimChar"/>
+        </w:rPr>
+        <w:t xml:space="preserve">src/clientes.js</w:t>
+      </w:r>
+      <w:r>
+        <w:t xml:space="preserve">, função</w:t>
+      </w:r>
+      <w:r>
+        <w:t xml:space="preserve"> </w:t>
+      </w:r>
+      <w:r>
+        <w:rPr>
+          <w:rStyle w:val="VerbatimChar"/>
+        </w:rPr>
+        <w:t xml:space="preserve">listar()</w:t>
+      </w:r>
+      <w:r>
+        <w:t xml:space="preserve">.</w:t>
+      </w:r>
+    </w:p>
+    <w:p>
+      <w:pPr>
         <w:pStyle w:val="Compact"/>
-      </w:pPr>
-      <w:r>
-        <w:rPr>
-          <w:b/>
-        </w:rPr>
-        <w:t xml:space="preserve">Ana</w:t>
-      </w:r>
-      <w:r>
-        <w:t xml:space="preserve"> </w:t>
-      </w:r>
-      <w:r>
-        <w:t xml:space="preserve">(dev A) e</w:t>
-      </w:r>
-      <w:r>
-        <w:t xml:space="preserve"> </w:t>
-      </w:r>
-      <w:r>
-        <w:rPr>
-          <w:b/>
-        </w:rPr>
-        <w:t xml:space="preserve">Bruno</w:t>
-      </w:r>
-      <w:r>
-        <w:t xml:space="preserve"> </w:t>
-      </w:r>
-      <w:r>
-        <w:t xml:space="preserve">(dev B) pegam duas tarefas diferentes do backlog, ambas mexendo em</w:t>
-      </w:r>
-      <w:r>
-        <w:t xml:space="preserve"> </w:t>
-      </w:r>
-      <w:r>
-        <w:rPr>
-          <w:rStyle w:val="VerbatimChar"/>
-        </w:rPr>
-        <w:t xml:space="preserve">src/clientes.js</w:t>
-      </w:r>
-      <w:r>
-        <w:t xml:space="preserve">, função</w:t>
-      </w:r>
-      <w:r>
-        <w:t xml:space="preserve"> </w:t>
-      </w:r>
-      <w:r>
-        <w:rPr>
-          <w:rStyle w:val="VerbatimChar"/>
-        </w:rPr>
-        <w:t xml:space="preserve">listar()</w:t>
-      </w:r>
-      <w:r>
-        <w:t xml:space="preserve">.</w:t>
-      </w:r>
-    </w:p>
-    <w:p>
-      <w:pPr>
         <w:numPr>
           <w:ilvl w:val="0"/>
           <w:numId w:val="1001"/>
         </w:numPr>
+      </w:pPr>
+      <w:r>
+        <w:rPr>
+          <w:b/>
+          <w:bCs/>
+        </w:rPr>
+        <w:t xml:space="preserve">Issue #201</w:t>
+      </w:r>
+      <w:r>
+        <w:t xml:space="preserve"> </w:t>
+      </w:r>
+      <w:r>
+        <w:t xml:space="preserve">(Ana): "Listagem de clientes sem</w:t>
+      </w:r>
+      <w:r>
+        <w:t xml:space="preserve"> </w:t>
+      </w:r>
+      <w:r>
+        <w:rPr>
+          <w:rStyle w:val="VerbatimChar"/>
+        </w:rPr>
+        <w:t xml:space="preserve">limit</w:t>
+      </w:r>
+      <w:r>
+        <w:t xml:space="preserve"> </w:t>
+      </w:r>
+      <w:r>
+        <w:t xml:space="preserve">está trazendo a tabela inteira — aplicar limite padrão de 100."</w:t>
+      </w:r>
+    </w:p>
+    <w:p>
+      <w:pPr>
         <w:pStyle w:val="Compact"/>
-      </w:pPr>
-      <w:r>
-        <w:rPr>
-          <w:b/>
-        </w:rPr>
-        <w:t xml:space="preserve">Issue #201</w:t>
-      </w:r>
-      <w:r>
-        <w:t xml:space="preserve"> </w:t>
-      </w:r>
-      <w:r>
-        <w:t xml:space="preserve">(Ana):</w:t>
-      </w:r>
-      <w:r>
-        <w:t xml:space="preserve"> </w:t>
-      </w:r>
-      <w:r>
-        <w:t xml:space="preserve">“</w:t>
-      </w:r>
-      <w:r>
-        <w:t xml:space="preserve">Listagem de clientes sem</w:t>
-      </w:r>
-      <w:r>
-        <w:t xml:space="preserve"> </w:t>
-      </w:r>
-      <w:r>
-        <w:rPr>
-          <w:rStyle w:val="VerbatimChar"/>
-        </w:rPr>
-        <w:t xml:space="preserve">limit</w:t>
-      </w:r>
-      <w:r>
-        <w:t xml:space="preserve"> </w:t>
-      </w:r>
-      <w:r>
-        <w:t xml:space="preserve">está trazendo a tabela inteira — aplicar limite padrão de 100.</w:t>
-      </w:r>
-      <w:r>
-        <w:t xml:space="preserve">”</w:t>
-      </w:r>
-    </w:p>
-    <w:p>
-      <w:pPr>
         <w:numPr>
           <w:ilvl w:val="0"/>
           <w:numId w:val="1001"/>
         </w:numPr>
+      </w:pPr>
+      <w:r>
+        <w:rPr>
+          <w:b/>
+          <w:bCs/>
+        </w:rPr>
+        <w:t xml:space="preserve">Issue #202</w:t>
+      </w:r>
+      <w:r>
+        <w:t xml:space="preserve"> </w:t>
+      </w:r>
+      <w:r>
+        <w:t xml:space="preserve">(Bruno): "Time de atendimento pediu listagem ordenada por nome, não por id de cadastro."</w:t>
+      </w:r>
+    </w:p>
+    <w:p>
+      <w:pPr>
         <w:pStyle w:val="Compact"/>
-      </w:pPr>
-      <w:r>
-        <w:rPr>
-          <w:b/>
-        </w:rPr>
-        <w:t xml:space="preserve">Issue #202</w:t>
-      </w:r>
-      <w:r>
-        <w:t xml:space="preserve"> </w:t>
-      </w:r>
-      <w:r>
-        <w:t xml:space="preserve">(Bruno):</w:t>
-      </w:r>
-      <w:r>
-        <w:t xml:space="preserve"> </w:t>
-      </w:r>
-      <w:r>
-        <w:t xml:space="preserve">“</w:t>
-      </w:r>
-      <w:r>
-        <w:t xml:space="preserve">Time de atendimento pediu listagem ordenada por nome, não por id de cadastro.</w:t>
-      </w:r>
-      <w:r>
-        <w:t xml:space="preserve">”</w:t>
-      </w:r>
-    </w:p>
-    <w:p>
-      <w:pPr>
         <w:numPr>
           <w:ilvl w:val="0"/>
           <w:numId w:val="1001"/>
         </w:numPr>
-        <w:pStyle w:val="Compact"/>
       </w:pPr>
       <w:r>
         <w:t xml:space="preserve">As duas tarefas são legítimas e não deveriam se anular — mas</w:t>
@@ -297,6 +212,7 @@
       <w:r>
         <w:rPr>
           <w:b/>
+          <w:bCs/>
         </w:rPr>
         <w:t xml:space="preserve">tocam a mesma linha de código</w:t>
       </w:r>
@@ -720,15 +636,15 @@
         </w:pict>
       </w:r>
     </w:p>
+    <w:bookmarkEnd w:id="9"/>
+    <w:bookmarkStart w:id="10" w:name="X380d9dcb6b1447251ee054dc6253cf3048ac74c"/>
     <w:p>
       <w:pPr>
         <w:pStyle w:val="Heading2"/>
       </w:pPr>
-      <w:bookmarkStart w:id="22" w:name="X80d6246f1590573b932fa3ea9678107f44ef9c1"/>
       <w:r>
         <w:t xml:space="preserve">Passo 1 — Cada dev pega sua tarefa e cria sua branch</w:t>
       </w:r>
-      <w:bookmarkEnd w:id="22"/>
     </w:p>
     <w:p>
       <w:pPr>
@@ -806,7 +722,19 @@
         <w:rPr>
           <w:rStyle w:val="NormalTok"/>
         </w:rPr>
-        <w:t xml:space="preserve"> checkout -b feature/201-limite-padrao-listagem</w:t>
+        <w:t xml:space="preserve"> checkout </w:t>
+      </w:r>
+      <w:r>
+        <w:rPr>
+          <w:rStyle w:val="AttributeTok"/>
+        </w:rPr>
+        <w:t xml:space="preserve">-b</w:t>
+      </w:r>
+      <w:r>
+        <w:rPr>
+          <w:rStyle w:val="NormalTok"/>
+        </w:rPr>
+        <w:t xml:space="preserve"> feature/201-limite-padrao-listagem</w:t>
       </w:r>
     </w:p>
     <w:p>
@@ -1184,7 +1112,19 @@
         <w:rPr>
           <w:rStyle w:val="NormalTok"/>
         </w:rPr>
-        <w:t xml:space="preserve"> commit -m </w:t>
+        <w:t xml:space="preserve"> commit </w:t>
+      </w:r>
+      <w:r>
+        <w:rPr>
+          <w:rStyle w:val="AttributeTok"/>
+        </w:rPr>
+        <w:t xml:space="preserve">-m</w:t>
+      </w:r>
+      <w:r>
+        <w:rPr>
+          <w:rStyle w:val="NormalTok"/>
+        </w:rPr>
+        <w:t xml:space="preserve"> </w:t>
       </w:r>
       <w:r>
         <w:rPr>
@@ -1193,15 +1133,15 @@
         <w:t xml:space="preserve">"feat(clientes): aplicar limite padrão de 100 na listagem sem paginação"</w:t>
       </w:r>
     </w:p>
+    <w:bookmarkEnd w:id="10"/>
+    <w:bookmarkStart w:id="11" w:name="X33fc5ec2e05fbcc03db1ccfb00afd4f51cf25e5"/>
     <w:p>
       <w:pPr>
         <w:pStyle w:val="Heading2"/>
       </w:pPr>
-      <w:bookmarkStart w:id="23" w:name="X98972fc4f9933d086f790713dfae024c2455d1c"/>
       <w:r>
         <w:t xml:space="preserve">Passo 2 — Ana termina primeiro, abre PR, passa pela esteira, faz merge</w:t>
       </w:r>
-      <w:bookmarkEnd w:id="23"/>
     </w:p>
     <w:p>
       <w:pPr>
@@ -1284,6 +1224,7 @@
       <w:r>
         <w:rPr>
           <w:b/>
+          <w:bCs/>
         </w:rPr>
         <w:t xml:space="preserve">Concluído</w:t>
       </w:r>
@@ -1294,15 +1235,15 @@
         <w:t xml:space="preserve">automaticamente.</w:t>
       </w:r>
     </w:p>
+    <w:bookmarkEnd w:id="11"/>
+    <w:bookmarkStart w:id="12" w:name="Xac8e3f496ff79817abfb95cd9bd1aba98c39e56"/>
     <w:p>
       <w:pPr>
         <w:pStyle w:val="Heading2"/>
       </w:pPr>
-      <w:bookmarkStart w:id="24" w:name="Xd0e3ae983d3f7239328a7df4acc360b3873f38d"/>
       <w:r>
         <w:t xml:space="preserve">Passo 3 — Bruno, sem saber, começou antes de puxar a atualização da Ana</w:t>
       </w:r>
-      <w:bookmarkEnd w:id="24"/>
     </w:p>
     <w:p>
       <w:pPr>
@@ -1332,6 +1273,7 @@
       <w:r>
         <w:rPr>
           <w:b/>
+          <w:bCs/>
         </w:rPr>
         <w:t xml:space="preserve">mesma função</w:t>
       </w:r>
@@ -1775,7 +1717,19 @@
         <w:rPr>
           <w:rStyle w:val="NormalTok"/>
         </w:rPr>
-        <w:t xml:space="preserve"> commit -m </w:t>
+        <w:t xml:space="preserve"> commit </w:t>
+      </w:r>
+      <w:r>
+        <w:rPr>
+          <w:rStyle w:val="AttributeTok"/>
+        </w:rPr>
+        <w:t xml:space="preserve">-m</w:t>
+      </w:r>
+      <w:r>
+        <w:rPr>
+          <w:rStyle w:val="NormalTok"/>
+        </w:rPr>
+        <w:t xml:space="preserve"> </w:t>
       </w:r>
       <w:r>
         <w:rPr>
@@ -1797,6 +1751,7 @@
       <w:r>
         <w:rPr>
           <w:b/>
+          <w:bCs/>
         </w:rPr>
         <w:t xml:space="preserve">nada de errado aconteceu</w:t>
       </w:r>
@@ -1807,15 +1762,15 @@
         <w:t xml:space="preserve">— as duas branches vivem isoladas, cada uma com sua própria versão do arquivo. O problema só aparece quando elas precisam se encontrar.</w:t>
       </w:r>
     </w:p>
+    <w:bookmarkEnd w:id="12"/>
+    <w:bookmarkStart w:id="13" w:name="X42edf10b072293a621522508dd6f3a057767bea"/>
     <w:p>
       <w:pPr>
         <w:pStyle w:val="Heading2"/>
       </w:pPr>
-      <w:bookmarkStart w:id="25" w:name="Xf3beb72718362f79c5c40b3906f5273da6b77d1"/>
       <w:r>
         <w:t xml:space="preserve">Passo 4 — Bruno atualiza sua branch antes de abrir o PR (boa prática da seção 2.4) e o conflito aparece</w:t>
       </w:r>
-      <w:bookmarkEnd w:id="25"/>
     </w:p>
     <w:p>
       <w:pPr>
@@ -1926,6 +1881,7 @@
       <w:r>
         <w:rPr>
           <w:b/>
+          <w:bCs/>
         </w:rPr>
         <w:t xml:space="preserve">momento central do exercício</w:t>
       </w:r>
@@ -1969,15 +1925,15 @@
         <w:t xml:space="preserve">).</w:t>
       </w:r>
     </w:p>
+    <w:bookmarkEnd w:id="13"/>
+    <w:bookmarkStart w:id="14" w:name="passo-5--abrindo-o-arquivo-em-conflito"/>
     <w:p>
       <w:pPr>
         <w:pStyle w:val="Heading2"/>
       </w:pPr>
-      <w:bookmarkStart w:id="26" w:name="passo-5-abrindo-o-arquivo-em-conflito"/>
       <w:r>
         <w:t xml:space="preserve">Passo 5 — Abrindo o arquivo em conflito</w:t>
       </w:r>
-      <w:bookmarkEnd w:id="26"/>
     </w:p>
     <w:p>
       <w:pPr>
@@ -2610,7 +2566,25 @@
         <w:rPr>
           <w:rStyle w:val="NormalTok"/>
         </w:rPr>
-        <w:t xml:space="preserve"> 9706faf (</w:t>
+        <w:t xml:space="preserve"> </w:t>
+      </w:r>
+      <w:r>
+        <w:rPr>
+          <w:rStyle w:val="DecValTok"/>
+        </w:rPr>
+        <w:t xml:space="preserve">9706</w:t>
+      </w:r>
+      <w:r>
+        <w:rPr>
+          <w:rStyle w:val="ErrorTok"/>
+        </w:rPr>
+        <w:t xml:space="preserve">faf</w:t>
+      </w:r>
+      <w:r>
+        <w:rPr>
+          <w:rStyle w:val="NormalTok"/>
+        </w:rPr>
+        <w:t xml:space="preserve"> (</w:t>
       </w:r>
       <w:r>
         <w:rPr>
@@ -2680,1306 +2654,1367 @@
       <w:r>
         <w:t xml:space="preserve">Leitura do marcador:</w:t>
       </w:r>
-      <w:r>
-        <w:t xml:space="preserve"> </w:t>
-      </w:r>
-      <w:r>
-        <w:t xml:space="preserve">-</w:t>
-      </w:r>
-      <w:r>
-        <w:t xml:space="preserve"> </w:t>
-      </w:r>
-      <w:r>
-        <w:rPr>
-          <w:rStyle w:val="VerbatimChar"/>
-        </w:rPr>
-        <w:t xml:space="preserve">&lt;&lt;&lt;&lt;&lt;&lt;&lt; HEAD</w:t>
-      </w:r>
-      <w:r>
-        <w:t xml:space="preserve"> </w:t>
-      </w:r>
-      <w:r>
-        <w:t xml:space="preserve">até</w:t>
-      </w:r>
-      <w:r>
-        <w:t xml:space="preserve"> </w:t>
-      </w:r>
-      <w:r>
-        <w:rPr>
-          <w:rStyle w:val="VerbatimChar"/>
-        </w:rPr>
-        <w:t xml:space="preserve">=======</w:t>
-      </w:r>
-      <w:r>
-        <w:t xml:space="preserve"> </w:t>
-      </w:r>
-      <w:r>
-        <w:t xml:space="preserve">→ o que já estava na</w:t>
-      </w:r>
-      <w:r>
-        <w:t xml:space="preserve"> </w:t>
-      </w:r>
-      <w:r>
-        <w:rPr>
-          <w:rStyle w:val="VerbatimChar"/>
-        </w:rPr>
-        <w:t xml:space="preserve">main</w:t>
-      </w:r>
-      <w:r>
-        <w:t xml:space="preserve"> </w:t>
-      </w:r>
-      <w:r>
-        <w:t xml:space="preserve">(trabalho da Ana).</w:t>
-      </w:r>
-      <w:r>
-        <w:t xml:space="preserve"> </w:t>
-      </w:r>
-      <w:r>
-        <w:t xml:space="preserve">-</w:t>
-      </w:r>
-      <w:r>
-        <w:t xml:space="preserve"> </w:t>
-      </w:r>
-      <w:r>
-        <w:rPr>
-          <w:rStyle w:val="VerbatimChar"/>
-        </w:rPr>
-        <w:t xml:space="preserve">=======</w:t>
-      </w:r>
-      <w:r>
-        <w:t xml:space="preserve"> </w:t>
-      </w:r>
-      <w:r>
-        <w:t xml:space="preserve">até</w:t>
-      </w:r>
-      <w:r>
-        <w:t xml:space="preserve"> </w:t>
-      </w:r>
-      <w:r>
-        <w:rPr>
-          <w:rStyle w:val="VerbatimChar"/>
-        </w:rPr>
-        <w:t xml:space="preserve">&gt;&gt;&gt;&gt;&gt;&gt;&gt; 9706faf...</w:t>
-      </w:r>
-      <w:r>
-        <w:t xml:space="preserve"> </w:t>
-      </w:r>
-      <w:r>
-        <w:t xml:space="preserve">→ o que Bruno está tentando trazer.</w:t>
-      </w:r>
-    </w:p>
-    <w:p>
-      <w:pPr>
-        <w:pStyle w:val="Heading2"/>
-      </w:pPr>
-      <w:bookmarkStart w:id="27" w:name="Xac3345a81ba85ca063832d300b358ef9420d0b5"/>
-      <w:r>
-        <w:t xml:space="preserve">Passo 6 — Resolver: as duas intenções são legítimas, então combinamos as duas</w:t>
-      </w:r>
-      <w:bookmarkEnd w:id="27"/>
-    </w:p>
-    <w:p>
-      <w:pPr>
-        <w:pStyle w:val="FirstParagraph"/>
-      </w:pPr>
-      <w:r>
-        <w:t xml:space="preserve">Aqui entra o julgamento humano que o Git não pode fazer sozinho:</w:t>
-      </w:r>
-      <w:r>
-        <w:t xml:space="preserve"> </w:t>
-      </w:r>
-      <w:r>
-        <w:rPr>
-          <w:b/>
-        </w:rPr>
-        <w:t xml:space="preserve">as duas mudanças não são realmente incompatíveis</w:t>
-      </w:r>
-      <w:r>
-        <w:t xml:space="preserve"> </w:t>
-      </w:r>
-      <w:r>
-        <w:t xml:space="preserve">— uma é sobre limite, a outra sobre ordenação. A resolução correta é combinar as duas, não escolher uma:</w:t>
-      </w:r>
-    </w:p>
-    <w:p>
-      <w:pPr>
-        <w:pStyle w:val="SourceCode"/>
-      </w:pPr>
-      <w:r>
-        <w:rPr>
-          <w:rStyle w:val="KeywordTok"/>
-        </w:rPr>
-        <w:t xml:space="preserve">async</w:t>
-      </w:r>
-      <w:r>
-        <w:rPr>
-          <w:rStyle w:val="NormalTok"/>
-        </w:rPr>
-        <w:t xml:space="preserve"> </w:t>
-      </w:r>
-      <w:r>
-        <w:rPr>
-          <w:rStyle w:val="KeywordTok"/>
-        </w:rPr>
-        <w:t xml:space="preserve">function</w:t>
-      </w:r>
-      <w:r>
-        <w:rPr>
-          <w:rStyle w:val="NormalTok"/>
-        </w:rPr>
-        <w:t xml:space="preserve"> </w:t>
-      </w:r>
-      <w:r>
-        <w:rPr>
-          <w:rStyle w:val="FunctionTok"/>
-        </w:rPr>
-        <w:t xml:space="preserve">listar</w:t>
-      </w:r>
-      <w:r>
-        <w:rPr>
-          <w:rStyle w:val="NormalTok"/>
-        </w:rPr>
-        <w:t xml:space="preserve">(limit </w:t>
-      </w:r>
-      <w:r>
-        <w:rPr>
-          <w:rStyle w:val="OperatorTok"/>
-        </w:rPr>
-        <w:t xml:space="preserve">=</w:t>
-      </w:r>
-      <w:r>
-        <w:rPr>
-          <w:rStyle w:val="NormalTok"/>
-        </w:rPr>
-        <w:t xml:space="preserve"> </w:t>
-      </w:r>
-      <w:r>
-        <w:rPr>
-          <w:rStyle w:val="KeywordTok"/>
-        </w:rPr>
-        <w:t xml:space="preserve">null</w:t>
-      </w:r>
-      <w:r>
-        <w:rPr>
-          <w:rStyle w:val="OperatorTok"/>
-        </w:rPr>
-        <w:t xml:space="preserve">,</w:t>
-      </w:r>
-      <w:r>
-        <w:rPr>
-          <w:rStyle w:val="NormalTok"/>
-        </w:rPr>
-        <w:t xml:space="preserve"> offset </w:t>
-      </w:r>
-      <w:r>
-        <w:rPr>
-          <w:rStyle w:val="OperatorTok"/>
-        </w:rPr>
-        <w:t xml:space="preserve">=</w:t>
-      </w:r>
-      <w:r>
-        <w:rPr>
-          <w:rStyle w:val="NormalTok"/>
-        </w:rPr>
-        <w:t xml:space="preserve"> </w:t>
-      </w:r>
-      <w:r>
-        <w:rPr>
-          <w:rStyle w:val="DecValTok"/>
-        </w:rPr>
-        <w:t xml:space="preserve">0</w:t>
-      </w:r>
-      <w:r>
-        <w:rPr>
-          <w:rStyle w:val="NormalTok"/>
-        </w:rPr>
-        <w:t xml:space="preserve">) {</w:t>
-      </w:r>
-      <w:r>
-        <w:br/>
-      </w:r>
-      <w:r>
-        <w:rPr>
-          <w:rStyle w:val="NormalTok"/>
-        </w:rPr>
-        <w:t xml:space="preserve">  </w:t>
-      </w:r>
-      <w:r>
-        <w:rPr>
-          <w:rStyle w:val="CommentTok"/>
-        </w:rPr>
-        <w:t xml:space="preserve">// Combinação das duas mudanças: limite padrão (Ana) + ordenação por nome (Bruno).</w:t>
-      </w:r>
-      <w:r>
-        <w:br/>
-      </w:r>
-      <w:r>
-        <w:rPr>
-          <w:rStyle w:val="NormalTok"/>
-        </w:rPr>
-        <w:t xml:space="preserve">  </w:t>
-      </w:r>
-      <w:r>
-        <w:rPr>
-          <w:rStyle w:val="KeywordTok"/>
-        </w:rPr>
-        <w:t xml:space="preserve">const</w:t>
-      </w:r>
-      <w:r>
-        <w:rPr>
-          <w:rStyle w:val="NormalTok"/>
-        </w:rPr>
-        <w:t xml:space="preserve"> limitSeguro </w:t>
-      </w:r>
-      <w:r>
-        <w:rPr>
-          <w:rStyle w:val="OperatorTok"/>
-        </w:rPr>
-        <w:t xml:space="preserve">=</w:t>
-      </w:r>
-      <w:r>
-        <w:rPr>
-          <w:rStyle w:val="NormalTok"/>
-        </w:rPr>
-        <w:t xml:space="preserve"> limit </w:t>
-      </w:r>
-      <w:r>
-        <w:rPr>
-          <w:rStyle w:val="OperatorTok"/>
-        </w:rPr>
-        <w:t xml:space="preserve">!==</w:t>
-      </w:r>
-      <w:r>
-        <w:rPr>
-          <w:rStyle w:val="NormalTok"/>
-        </w:rPr>
-        <w:t xml:space="preserve"> </w:t>
-      </w:r>
-      <w:r>
-        <w:rPr>
-          <w:rStyle w:val="KeywordTok"/>
-        </w:rPr>
-        <w:t xml:space="preserve">null</w:t>
-      </w:r>
-      <w:r>
-        <w:rPr>
-          <w:rStyle w:val="NormalTok"/>
-        </w:rPr>
-        <w:t xml:space="preserve"> </w:t>
-      </w:r>
-      <w:r>
-        <w:rPr>
-          <w:rStyle w:val="OperatorTok"/>
-        </w:rPr>
-        <w:t xml:space="preserve">?</w:t>
-      </w:r>
-      <w:r>
-        <w:rPr>
-          <w:rStyle w:val="NormalTok"/>
-        </w:rPr>
-        <w:t xml:space="preserve"> limit </w:t>
-      </w:r>
-      <w:r>
-        <w:rPr>
-          <w:rStyle w:val="OperatorTok"/>
-        </w:rPr>
-        <w:t xml:space="preserve">:</w:t>
-      </w:r>
-      <w:r>
-        <w:rPr>
-          <w:rStyle w:val="NormalTok"/>
-        </w:rPr>
-        <w:t xml:space="preserve"> </w:t>
-      </w:r>
-      <w:r>
-        <w:rPr>
-          <w:rStyle w:val="DecValTok"/>
-        </w:rPr>
-        <w:t xml:space="preserve">100</w:t>
-      </w:r>
-      <w:r>
-        <w:rPr>
-          <w:rStyle w:val="OperatorTok"/>
-        </w:rPr>
-        <w:t xml:space="preserve">;</w:t>
-      </w:r>
-      <w:r>
-        <w:br/>
-      </w:r>
-      <w:r>
-        <w:rPr>
-          <w:rStyle w:val="NormalTok"/>
-        </w:rPr>
-        <w:t xml:space="preserve">  </w:t>
-      </w:r>
-      <w:r>
-        <w:rPr>
-          <w:rStyle w:val="KeywordTok"/>
-        </w:rPr>
-        <w:t xml:space="preserve">const</w:t>
-      </w:r>
-      <w:r>
-        <w:rPr>
-          <w:rStyle w:val="NormalTok"/>
-        </w:rPr>
-        <w:t xml:space="preserve"> { rows } </w:t>
-      </w:r>
-      <w:r>
-        <w:rPr>
-          <w:rStyle w:val="OperatorTok"/>
-        </w:rPr>
-        <w:t xml:space="preserve">=</w:t>
-      </w:r>
-      <w:r>
-        <w:rPr>
-          <w:rStyle w:val="NormalTok"/>
-        </w:rPr>
-        <w:t xml:space="preserve"> </w:t>
-      </w:r>
-      <w:r>
-        <w:rPr>
-          <w:rStyle w:val="ControlFlowTok"/>
-        </w:rPr>
-        <w:t xml:space="preserve">await</w:t>
-      </w:r>
-      <w:r>
-        <w:rPr>
-          <w:rStyle w:val="NormalTok"/>
-        </w:rPr>
-        <w:t xml:space="preserve"> pool</w:t>
-      </w:r>
-      <w:r>
-        <w:rPr>
-          <w:rStyle w:val="OperatorTok"/>
-        </w:rPr>
-        <w:t xml:space="preserve">.</w:t>
-      </w:r>
-      <w:r>
-        <w:rPr>
-          <w:rStyle w:val="FunctionTok"/>
-        </w:rPr>
-        <w:t xml:space="preserve">query</w:t>
-      </w:r>
-      <w:r>
-        <w:rPr>
-          <w:rStyle w:val="NormalTok"/>
-        </w:rPr>
-        <w:t xml:space="preserve">(</w:t>
-      </w:r>
-      <w:r>
-        <w:rPr>
-          <w:rStyle w:val="StringTok"/>
-        </w:rPr>
-        <w:t xml:space="preserve">'SELECT * FROM clientes ORDER BY nome LIMIT $1 OFFSET $2'</w:t>
-      </w:r>
-      <w:r>
-        <w:rPr>
-          <w:rStyle w:val="OperatorTok"/>
-        </w:rPr>
-        <w:t xml:space="preserve">,</w:t>
-      </w:r>
-      <w:r>
-        <w:rPr>
-          <w:rStyle w:val="NormalTok"/>
-        </w:rPr>
-        <w:t xml:space="preserve"> [limitSeguro</w:t>
-      </w:r>
-      <w:r>
-        <w:rPr>
-          <w:rStyle w:val="OperatorTok"/>
-        </w:rPr>
-        <w:t xml:space="preserve">,</w:t>
-      </w:r>
-      <w:r>
-        <w:rPr>
-          <w:rStyle w:val="NormalTok"/>
-        </w:rPr>
-        <w:t xml:space="preserve"> offset])</w:t>
-      </w:r>
-      <w:r>
-        <w:rPr>
-          <w:rStyle w:val="OperatorTok"/>
-        </w:rPr>
-        <w:t xml:space="preserve">;</w:t>
-      </w:r>
-      <w:r>
-        <w:br/>
-      </w:r>
-      <w:r>
-        <w:rPr>
-          <w:rStyle w:val="NormalTok"/>
-        </w:rPr>
-        <w:t xml:space="preserve">  </w:t>
-      </w:r>
-      <w:r>
-        <w:rPr>
-          <w:rStyle w:val="ControlFlowTok"/>
-        </w:rPr>
-        <w:t xml:space="preserve">return</w:t>
-      </w:r>
-      <w:r>
-        <w:rPr>
-          <w:rStyle w:val="NormalTok"/>
-        </w:rPr>
-        <w:t xml:space="preserve"> rows</w:t>
-      </w:r>
-      <w:r>
-        <w:rPr>
-          <w:rStyle w:val="OperatorTok"/>
-        </w:rPr>
-        <w:t xml:space="preserve">;</w:t>
-      </w:r>
-      <w:r>
-        <w:br/>
-      </w:r>
-      <w:r>
-        <w:rPr>
-          <w:rStyle w:val="NormalTok"/>
-        </w:rPr>
-        <w:t xml:space="preserve">}</w:t>
-      </w:r>
-    </w:p>
-    <w:p>
-      <w:pPr>
-        <w:pStyle w:val="FirstParagraph"/>
-      </w:pPr>
-      <w:r>
-        <w:t xml:space="preserve">Remova</w:t>
-      </w:r>
-      <w:r>
-        <w:t xml:space="preserve"> </w:t>
-      </w:r>
-      <w:r>
-        <w:rPr>
-          <w:b/>
-        </w:rPr>
-        <w:t xml:space="preserve">todos</w:t>
-      </w:r>
-      <w:r>
-        <w:t xml:space="preserve"> </w:t>
-      </w:r>
-      <w:r>
-        <w:t xml:space="preserve">os marcadores (</w:t>
-      </w:r>
-      <w:r>
-        <w:rPr>
-          <w:rStyle w:val="VerbatimChar"/>
-        </w:rPr>
-        <w:t xml:space="preserve">&lt;&lt;&lt;&lt;&lt;&lt;&lt;</w:t>
-      </w:r>
-      <w:r>
-        <w:t xml:space="preserve">,</w:t>
-      </w:r>
-      <w:r>
-        <w:t xml:space="preserve"> </w:t>
-      </w:r>
-      <w:r>
-        <w:rPr>
-          <w:rStyle w:val="VerbatimChar"/>
-        </w:rPr>
-        <w:t xml:space="preserve">=======</w:t>
-      </w:r>
-      <w:r>
-        <w:t xml:space="preserve">,</w:t>
-      </w:r>
-      <w:r>
-        <w:t xml:space="preserve"> </w:t>
-      </w:r>
-      <w:r>
-        <w:rPr>
-          <w:rStyle w:val="VerbatimChar"/>
-        </w:rPr>
-        <w:t xml:space="preserve">&gt;&gt;&gt;&gt;&gt;&gt;&gt;</w:t>
-      </w:r>
-      <w:r>
-        <w:t xml:space="preserve">) — nenhum pode sobrar no arquivo final. Depois:</w:t>
-      </w:r>
-    </w:p>
-    <w:p>
-      <w:pPr>
-        <w:pStyle w:val="SourceCode"/>
-      </w:pPr>
-      <w:r>
-        <w:rPr>
-          <w:rStyle w:val="CommentTok"/>
-        </w:rPr>
-        <w:t xml:space="preserve"># testar antes de seguir em frente</w:t>
-      </w:r>
-      <w:r>
-        <w:br/>
-      </w:r>
-      <w:r>
-        <w:rPr>
-          <w:rStyle w:val="ExtensionTok"/>
-        </w:rPr>
-        <w:t xml:space="preserve">npm</w:t>
-      </w:r>
-      <w:r>
-        <w:rPr>
-          <w:rStyle w:val="NormalTok"/>
-        </w:rPr>
-        <w:t xml:space="preserve"> run lint</w:t>
-      </w:r>
-      <w:r>
-        <w:br/>
-      </w:r>
-      <w:r>
-        <w:rPr>
-          <w:rStyle w:val="ExtensionTok"/>
-        </w:rPr>
-        <w:t xml:space="preserve">npm</w:t>
-      </w:r>
-      <w:r>
-        <w:rPr>
-          <w:rStyle w:val="NormalTok"/>
-        </w:rPr>
-        <w:t xml:space="preserve"> run test:unit</w:t>
-      </w:r>
-      <w:r>
-        <w:br/>
-      </w:r>
-      <w:r>
-        <w:br/>
-      </w:r>
-      <w:r>
-        <w:rPr>
-          <w:rStyle w:val="FunctionTok"/>
-        </w:rPr>
-        <w:t xml:space="preserve">git</w:t>
-      </w:r>
-      <w:r>
-        <w:rPr>
-          <w:rStyle w:val="NormalTok"/>
-        </w:rPr>
-        <w:t xml:space="preserve"> add src/clientes.js</w:t>
-      </w:r>
-      <w:r>
-        <w:br/>
-      </w:r>
-      <w:r>
-        <w:rPr>
-          <w:rStyle w:val="FunctionTok"/>
-        </w:rPr>
-        <w:t xml:space="preserve">git</w:t>
-      </w:r>
-      <w:r>
-        <w:rPr>
-          <w:rStyle w:val="NormalTok"/>
-        </w:rPr>
-        <w:t xml:space="preserve"> rebase --continue</w:t>
-      </w:r>
-    </w:p>
-    <w:p>
-      <w:pPr>
-        <w:pStyle w:val="FirstParagraph"/>
-      </w:pPr>
-      <w:r>
-        <w:t xml:space="preserve">Saída real:</w:t>
-      </w:r>
-    </w:p>
-    <w:p>
-      <w:pPr>
-        <w:pStyle w:val="SourceCode"/>
-      </w:pPr>
-      <w:r>
-        <w:rPr>
-          <w:rStyle w:val="VerbatimChar"/>
-        </w:rPr>
-        <w:t xml:space="preserve">[detached HEAD 2bc6d15] feat(clientes): ordenar listagem por nome em vez de id</w:t>
-      </w:r>
-      <w:r>
-        <w:br/>
-      </w:r>
-      <w:r>
-        <w:rPr>
-          <w:rStyle w:val="VerbatimChar"/>
-        </w:rPr>
-        <w:t xml:space="preserve"> 1 file changed, 2 insertions(+), 2 deletions(-)</w:t>
-      </w:r>
-      <w:r>
-        <w:br/>
-      </w:r>
-      <w:r>
-        <w:rPr>
-          <w:rStyle w:val="VerbatimChar"/>
-        </w:rPr>
-        <w:t xml:space="preserve">Successfully rebased and updated refs/heads/feature/202-ordenar-clientes-por-nome.</w:t>
-      </w:r>
-    </w:p>
-    <w:p>
-      <w:pPr>
-        <w:pStyle w:val="Heading2"/>
-      </w:pPr>
-      <w:bookmarkStart w:id="28" w:name="X9773379e08025aa1d01ae46948fccbd09070a7e"/>
-      <w:r>
-        <w:t xml:space="preserve">Passo 7 — Subir a branch resolvida e confirmar que nada se perdeu</w:t>
-      </w:r>
-      <w:bookmarkEnd w:id="28"/>
-    </w:p>
-    <w:p>
-      <w:pPr>
-        <w:pStyle w:val="SourceCode"/>
-      </w:pPr>
-      <w:r>
-        <w:rPr>
-          <w:rStyle w:val="FunctionTok"/>
-        </w:rPr>
-        <w:t xml:space="preserve">git</w:t>
-      </w:r>
-      <w:r>
-        <w:rPr>
-          <w:rStyle w:val="NormalTok"/>
-        </w:rPr>
-        <w:t xml:space="preserve"> push origin feature/202-ordenar-clientes-por-nome --force-with-lease</w:t>
-      </w:r>
-    </w:p>
-    <w:p>
-      <w:pPr>
-        <w:pStyle w:val="FirstParagraph"/>
-      </w:pPr>
-      <w:r>
-        <w:rPr>
-          <w:rStyle w:val="VerbatimChar"/>
-        </w:rPr>
-        <w:t xml:space="preserve">--force-with-lease</w:t>
-      </w:r>
-      <w:r>
-        <w:t xml:space="preserve"> </w:t>
-      </w:r>
-      <w:r>
-        <w:t xml:space="preserve">(nunca</w:t>
-      </w:r>
-      <w:r>
-        <w:t xml:space="preserve"> </w:t>
-      </w:r>
-      <w:r>
-        <w:rPr>
-          <w:rStyle w:val="VerbatimChar"/>
-        </w:rPr>
-        <w:t xml:space="preserve">--force</w:t>
-      </w:r>
-      <w:r>
-        <w:t xml:space="preserve"> </w:t>
-      </w:r>
-      <w:r>
-        <w:t xml:space="preserve">puro) é seguro aqui porque:</w:t>
-      </w:r>
-      <w:r>
-        <w:t xml:space="preserve"> </w:t>
-      </w:r>
-      <w:r>
-        <w:t xml:space="preserve">- Só reescreve a</w:t>
-      </w:r>
-      <w:r>
-        <w:t xml:space="preserve"> </w:t>
-      </w:r>
-      <w:r>
-        <w:rPr>
-          <w:b/>
-        </w:rPr>
-        <w:t xml:space="preserve">branch de feature do Bruno</w:t>
-      </w:r>
-      <w:r>
-        <w:t xml:space="preserve">, nunca a</w:t>
-      </w:r>
-      <w:r>
-        <w:t xml:space="preserve"> </w:t>
-      </w:r>
-      <w:r>
-        <w:rPr>
-          <w:rStyle w:val="VerbatimChar"/>
-        </w:rPr>
-        <w:t xml:space="preserve">main</w:t>
-      </w:r>
-      <w:r>
-        <w:t xml:space="preserve">.</w:t>
-      </w:r>
-      <w:r>
-        <w:t xml:space="preserve"> </w:t>
-      </w:r>
-      <w:r>
-        <w:t xml:space="preserve">- O Git recusa o push se alguém mais tiver alterado essa branch remota sem o Bruno saber — protegendo contra sobrescrever trabalho de um terceiro por engano.</w:t>
-      </w:r>
-    </w:p>
-    <w:p>
-      <w:pPr>
-        <w:pStyle w:val="BodyText"/>
-      </w:pPr>
-      <w:r>
-        <w:rPr>
-          <w:b/>
-        </w:rPr>
-        <w:t xml:space="preserve">Prova de que nada foi destruído</w:t>
-      </w:r>
-      <w:r>
-        <w:t xml:space="preserve"> </w:t>
-      </w:r>
-      <w:r>
-        <w:t xml:space="preserve">— o commit original de Bruno, antes do rebase, continua rastreável:</w:t>
-      </w:r>
-    </w:p>
-    <w:p>
-      <w:pPr>
-        <w:pStyle w:val="SourceCode"/>
-      </w:pPr>
-      <w:r>
-        <w:rPr>
-          <w:rStyle w:val="FunctionTok"/>
-        </w:rPr>
-        <w:t xml:space="preserve">git</w:t>
-      </w:r>
-      <w:r>
-        <w:rPr>
-          <w:rStyle w:val="NormalTok"/>
-        </w:rPr>
-        <w:t xml:space="preserve"> reflog </w:t>
-      </w:r>
-      <w:r>
-        <w:rPr>
-          <w:rStyle w:val="KeywordTok"/>
-        </w:rPr>
-        <w:t xml:space="preserve">|</w:t>
-      </w:r>
-      <w:r>
-        <w:rPr>
-          <w:rStyle w:val="NormalTok"/>
-        </w:rPr>
-        <w:t xml:space="preserve"> </w:t>
-      </w:r>
-      <w:r>
-        <w:rPr>
-          <w:rStyle w:val="FunctionTok"/>
-        </w:rPr>
-        <w:t xml:space="preserve">grep</w:t>
-      </w:r>
-      <w:r>
-        <w:rPr>
-          <w:rStyle w:val="NormalTok"/>
-        </w:rPr>
-        <w:t xml:space="preserve"> </w:t>
-      </w:r>
-      <w:r>
-        <w:rPr>
-          <w:rStyle w:val="StringTok"/>
-        </w:rPr>
-        <w:t xml:space="preserve">"ordenar listagem"</w:t>
-      </w:r>
-    </w:p>
-    <w:p>
-      <w:pPr>
-        <w:pStyle w:val="SourceCode"/>
-      </w:pPr>
-      <w:r>
-        <w:rPr>
-          <w:rStyle w:val="VerbatimChar"/>
-        </w:rPr>
-        <w:t xml:space="preserve">2bc6d15 HEAD@{1}: rebase (continue): feat(clientes): ordenar listagem por nome em vez de id</w:t>
-      </w:r>
-      <w:r>
-        <w:br/>
-      </w:r>
-      <w:r>
-        <w:rPr>
-          <w:rStyle w:val="VerbatimChar"/>
-        </w:rPr>
-        <w:t xml:space="preserve">9706faf HEAD@{3}: commit: feat(clientes): ordenar listagem por nome em vez de id</w:t>
-      </w:r>
-    </w:p>
-    <w:p>
-      <w:pPr>
-        <w:pStyle w:val="FirstParagraph"/>
-      </w:pPr>
-      <w:r>
-        <w:t xml:space="preserve">O commit</w:t>
-      </w:r>
-      <w:r>
-        <w:t xml:space="preserve"> </w:t>
-      </w:r>
-      <w:r>
-        <w:rPr>
-          <w:rStyle w:val="VerbatimChar"/>
-        </w:rPr>
-        <w:t xml:space="preserve">9706faf</w:t>
-      </w:r>
-      <w:r>
-        <w:t xml:space="preserve"> </w:t>
-      </w:r>
-      <w:r>
-        <w:t xml:space="preserve">(versão original de Bruno, antes da resolução) segue existindo no reflog local dele por semanas — nada foi apagado, apenas um novo commit (</w:t>
-      </w:r>
-      <w:r>
-        <w:rPr>
-          <w:rStyle w:val="VerbatimChar"/>
-        </w:rPr>
-        <w:t xml:space="preserve">2bc6d15</w:t>
-      </w:r>
-      <w:r>
-        <w:t xml:space="preserve">) foi criado em cima da</w:t>
-      </w:r>
-      <w:r>
-        <w:t xml:space="preserve"> </w:t>
-      </w:r>
-      <w:r>
-        <w:rPr>
-          <w:rStyle w:val="VerbatimChar"/>
-        </w:rPr>
-        <w:t xml:space="preserve">main</w:t>
-      </w:r>
-      <w:r>
-        <w:t xml:space="preserve"> </w:t>
-      </w:r>
-      <w:r>
-        <w:t xml:space="preserve">atualizada.</w:t>
-      </w:r>
-    </w:p>
-    <w:p>
-      <w:pPr>
-        <w:pStyle w:val="Heading2"/>
-      </w:pPr>
-      <w:bookmarkStart w:id="29" w:name="X947755dcbfbfe73581ce00e90055508231d0ee7"/>
-      <w:r>
-        <w:t xml:space="preserve">Passo 8 — PR de Bruno, esteira roda de novo, merge</w:t>
-      </w:r>
-      <w:bookmarkEnd w:id="29"/>
-    </w:p>
-    <w:p>
-      <w:pPr>
-        <w:pStyle w:val="SourceCode"/>
-      </w:pPr>
-      <w:r>
-        <w:rPr>
-          <w:rStyle w:val="CommentTok"/>
-        </w:rPr>
-        <w:t xml:space="preserve"># push já feito acima → abre PR #202, "Resolve #202"</w:t>
-      </w:r>
-      <w:r>
-        <w:br/>
-      </w:r>
-      <w:r>
-        <w:rPr>
-          <w:rStyle w:val="CommentTok"/>
-        </w:rPr>
-        <w:t xml:space="preserve"># ci.yml roda de novo NA VERSÃO JÁ RESOLVIDA — se a resolução tivesse quebrado</w:t>
-      </w:r>
-      <w:r>
-        <w:br/>
-      </w:r>
-      <w:r>
-        <w:rPr>
-          <w:rStyle w:val="CommentTok"/>
-        </w:rPr>
-        <w:t xml:space="preserve"># algo, apareceria aqui, antes de chegar em produção.</w:t>
-      </w:r>
-    </w:p>
-    <w:p>
-      <w:pPr>
-        <w:pStyle w:val="FirstParagraph"/>
-      </w:pPr>
-      <w:r>
-        <w:t xml:space="preserve">Histórico final da</w:t>
-      </w:r>
-      <w:r>
-        <w:t xml:space="preserve"> </w:t>
-      </w:r>
-      <w:r>
-        <w:rPr>
-          <w:rStyle w:val="VerbatimChar"/>
-        </w:rPr>
-        <w:t xml:space="preserve">main</w:t>
-      </w:r>
-      <w:r>
-        <w:t xml:space="preserve"> </w:t>
-      </w:r>
-      <w:r>
-        <w:t xml:space="preserve">depois dos dois merges (comando real,</w:t>
-      </w:r>
-      <w:r>
-        <w:t xml:space="preserve"> </w:t>
-      </w:r>
-      <w:r>
-        <w:rPr>
-          <w:rStyle w:val="VerbatimChar"/>
-        </w:rPr>
-        <w:t xml:space="preserve">git log --oneline --graph</w:t>
-      </w:r>
-      <w:r>
-        <w:t xml:space="preserve">):</w:t>
-      </w:r>
-    </w:p>
-    <w:p>
-      <w:pPr>
-        <w:pStyle w:val="SourceCode"/>
-      </w:pPr>
-      <w:r>
-        <w:rPr>
-          <w:rStyle w:val="VerbatimChar"/>
-        </w:rPr>
-        <w:t xml:space="preserve">*   821490b Merge PR #202: ordenar listagem por nome</w:t>
-      </w:r>
-      <w:r>
-        <w:br/>
-      </w:r>
-      <w:r>
-        <w:rPr>
-          <w:rStyle w:val="VerbatimChar"/>
-        </w:rPr>
-        <w:t xml:space="preserve">|\</w:t>
-      </w:r>
-      <w:r>
-        <w:br/>
-      </w:r>
-      <w:r>
-        <w:rPr>
-          <w:rStyle w:val="VerbatimChar"/>
-        </w:rPr>
-        <w:t xml:space="preserve">| * 2bc6d15 feat(clientes): ordenar listagem por nome em vez de id</w:t>
-      </w:r>
-      <w:r>
-        <w:br/>
-      </w:r>
-      <w:r>
-        <w:rPr>
-          <w:rStyle w:val="VerbatimChar"/>
-        </w:rPr>
-        <w:t xml:space="preserve">| * 0becfea Merge PR #201: limite padrão na listagem de clientes</w:t>
-      </w:r>
-      <w:r>
-        <w:br/>
-      </w:r>
-      <w:r>
-        <w:rPr>
-          <w:rStyle w:val="VerbatimChar"/>
-        </w:rPr>
-        <w:t xml:space="preserve">|/|</w:t>
-      </w:r>
-      <w:r>
-        <w:br/>
-      </w:r>
-      <w:r>
-        <w:rPr>
-          <w:rStyle w:val="VerbatimChar"/>
-        </w:rPr>
-        <w:t xml:space="preserve">| * 7f9b96c feat(clientes): aplicar limite padrão de 100 na listagem sem paginação</w:t>
-      </w:r>
-      <w:r>
-        <w:br/>
-      </w:r>
-      <w:r>
-        <w:rPr>
-          <w:rStyle w:val="VerbatimChar"/>
-        </w:rPr>
-        <w:t xml:space="preserve">|/</w:t>
-      </w:r>
-      <w:r>
-        <w:br/>
-      </w:r>
-      <w:r>
-        <w:rPr>
-          <w:rStyle w:val="VerbatimChar"/>
-        </w:rPr>
-        <w:t xml:space="preserve">* e228dd4 refactor: paginação, cache Redis por página, refator server.js em routes/middlewares</w:t>
-      </w:r>
-    </w:p>
-    <w:p>
-      <w:pPr>
-        <w:pStyle w:val="FirstParagraph"/>
-      </w:pPr>
-      <w:r>
-        <w:t xml:space="preserve">Repare:</w:t>
-      </w:r>
-      <w:r>
-        <w:t xml:space="preserve"> </w:t>
-      </w:r>
-      <w:r>
-        <w:rPr>
-          <w:b/>
-        </w:rPr>
-        <w:t xml:space="preserve">os dois commits originais (</w:t>
-      </w:r>
-      <w:r>
-        <w:rPr>
-          <w:rStyle w:val="VerbatimChar"/>
-          <w:b/>
-        </w:rPr>
-        <w:t xml:space="preserve">7f9b96c</w:t>
-      </w:r>
-      <w:r>
-        <w:rPr>
-          <w:b/>
-        </w:rPr>
-        <w:t xml:space="preserve"> </w:t>
-      </w:r>
-      <w:r>
-        <w:rPr>
-          <w:b/>
-        </w:rPr>
-        <w:t xml:space="preserve">da Ana e o antecessor de</w:t>
-      </w:r>
-      <w:r>
-        <w:rPr>
-          <w:b/>
-        </w:rPr>
-        <w:t xml:space="preserve"> </w:t>
-      </w:r>
-      <w:r>
-        <w:rPr>
-          <w:rStyle w:val="VerbatimChar"/>
-          <w:b/>
-        </w:rPr>
-        <w:t xml:space="preserve">2bc6d15</w:t>
-      </w:r>
-      <w:r>
-        <w:rPr>
-          <w:b/>
-        </w:rPr>
-        <w:t xml:space="preserve"> </w:t>
-      </w:r>
-      <w:r>
-        <w:rPr>
-          <w:b/>
-        </w:rPr>
-        <w:t xml:space="preserve">do Bruno) estão os dois no histórico</w:t>
-      </w:r>
-      <w:r>
-        <w:t xml:space="preserve">, com autoria preservada. O trabalho de nenhum dos dois foi perdido — foi combinado.</w:t>
-      </w:r>
-    </w:p>
-    <w:p>
-      <w:r>
-        <w:pict>
-          <v:rect style="width:0;height:1.5pt" o:hralign="center" o:hrstd="t" o:hr="t"/>
-        </w:pict>
-      </w:r>
-    </w:p>
-    <w:p>
-      <w:pPr>
-        <w:pStyle w:val="Heading2"/>
-      </w:pPr>
-      <w:bookmarkStart w:id="30" w:name="X299776ecf935bad7ceae706168d3e0bb8421760"/>
-      <w:r>
-        <w:t xml:space="preserve">Como reproduzir este exercício você mesmo (sem afetar o repositório real)</w:t>
-      </w:r>
-      <w:bookmarkEnd w:id="30"/>
-    </w:p>
-    <w:p>
-      <w:pPr>
-        <w:pStyle w:val="FirstParagraph"/>
-      </w:pPr>
-      <w:r>
-        <w:t xml:space="preserve">Para praticar sem risco, faça em uma cópia isolada, nunca direto no projeto que você está usando para outras coisas:</w:t>
-      </w:r>
-    </w:p>
-    <w:p>
-      <w:pPr>
-        <w:pStyle w:val="SourceCode"/>
-      </w:pPr>
-      <w:r>
-        <w:rPr>
-          <w:rStyle w:val="CommentTok"/>
-        </w:rPr>
-        <w:t xml:space="preserve"># 1. Crie um "remote" simulado a partir do seu repositório atual</w:t>
-      </w:r>
-      <w:r>
-        <w:br/>
-      </w:r>
-      <w:r>
-        <w:rPr>
-          <w:rStyle w:val="FunctionTok"/>
-        </w:rPr>
-        <w:t xml:space="preserve">git</w:t>
-      </w:r>
-      <w:r>
-        <w:rPr>
-          <w:rStyle w:val="NormalTok"/>
-        </w:rPr>
-        <w:t xml:space="preserve"> clone --bare /caminho/para/laboratorio-claude-code /tmp/origin-simulado.git</w:t>
-      </w:r>
-      <w:r>
-        <w:br/>
-      </w:r>
-      <w:r>
-        <w:br/>
-      </w:r>
-      <w:r>
-        <w:rPr>
-          <w:rStyle w:val="CommentTok"/>
-        </w:rPr>
-        <w:t xml:space="preserve"># 2. Simule os dois desenvolvedores como dois clones separados</w:t>
-      </w:r>
-      <w:r>
-        <w:br/>
-      </w:r>
-      <w:r>
-        <w:rPr>
-          <w:rStyle w:val="FunctionTok"/>
-        </w:rPr>
-        <w:t xml:space="preserve">git</w:t>
-      </w:r>
-      <w:r>
-        <w:rPr>
-          <w:rStyle w:val="NormalTok"/>
-        </w:rPr>
-        <w:t xml:space="preserve"> clone /tmp/origin-simulado.git /tmp/dev-a</w:t>
-      </w:r>
-      <w:r>
-        <w:br/>
-      </w:r>
-      <w:r>
-        <w:rPr>
-          <w:rStyle w:val="FunctionTok"/>
-        </w:rPr>
-        <w:t xml:space="preserve">git</w:t>
-      </w:r>
-      <w:r>
-        <w:rPr>
-          <w:rStyle w:val="NormalTok"/>
-        </w:rPr>
-        <w:t xml:space="preserve"> clone /tmp/origin-simulado.git /tmp/dev-b</w:t>
-      </w:r>
-      <w:r>
-        <w:br/>
-      </w:r>
-      <w:r>
-        <w:br/>
-      </w:r>
-      <w:r>
-        <w:rPr>
-          <w:rStyle w:val="CommentTok"/>
-        </w:rPr>
-        <w:t xml:space="preserve"># 3. Repita os passos 1–8 acima, uma vez dentro de /tmp/dev-a, outra em /tmp/dev-b</w:t>
-      </w:r>
-      <w:r>
-        <w:br/>
-      </w:r>
-      <w:r>
-        <w:rPr>
-          <w:rStyle w:val="CommentTok"/>
-        </w:rPr>
-        <w:t xml:space="preserve">#    (usando git config user.name/user.email diferentes em cada pasta,</w:t>
-      </w:r>
-      <w:r>
-        <w:br/>
-      </w:r>
-      <w:r>
-        <w:rPr>
-          <w:rStyle w:val="CommentTok"/>
-        </w:rPr>
-        <w:t xml:space="preserve">#    para os commits aparecerem com autores diferentes)</w:t>
-      </w:r>
-      <w:r>
-        <w:br/>
-      </w:r>
-      <w:r>
-        <w:br/>
-      </w:r>
-      <w:r>
-        <w:rPr>
-          <w:rStyle w:val="CommentTok"/>
-        </w:rPr>
-        <w:t xml:space="preserve"># 4. Ao terminar, apague tudo:</w:t>
-      </w:r>
-      <w:r>
-        <w:br/>
-      </w:r>
-      <w:r>
-        <w:rPr>
-          <w:rStyle w:val="FunctionTok"/>
-        </w:rPr>
-        <w:t xml:space="preserve">rm</w:t>
-      </w:r>
-      <w:r>
-        <w:rPr>
-          <w:rStyle w:val="NormalTok"/>
-        </w:rPr>
-        <w:t xml:space="preserve"> -rf /tmp/origin-simulado.git /tmp/dev-a /tmp/dev-b</w:t>
-      </w:r>
-    </w:p>
-    <w:p>
-      <w:r>
-        <w:pict>
-          <v:rect style="width:0;height:1.5pt" o:hralign="center" o:hrstd="t" o:hr="t"/>
-        </w:pict>
-      </w:r>
-    </w:p>
-    <w:p>
-      <w:pPr>
-        <w:pStyle w:val="Heading2"/>
-      </w:pPr>
-      <w:bookmarkStart w:id="31" w:name="X7a8c9ee606fe7871ab2fb379d7ca715893807ca"/>
-      <w:r>
-        <w:t xml:space="preserve">O que fazer quando a resolução é MENOS óbvia</w:t>
-      </w:r>
-      <w:bookmarkEnd w:id="31"/>
-    </w:p>
-    <w:p>
-      <w:pPr>
-        <w:pStyle w:val="FirstParagraph"/>
-      </w:pPr>
-      <w:r>
-        <w:t xml:space="preserve">Neste exercício, as duas mudanças eram claramente combináveis. Na vida real, às vezes uma mudança realmente invalida a outra (ex.: um dev removeu a função, o outro a alterou). Nesse caso:</w:t>
-      </w:r>
-    </w:p>
-    <w:p>
-      <w:pPr>
+    </w:p>
+    <w:p>
+      <w:pPr>
+        <w:pStyle w:val="Compact"/>
         <w:numPr>
           <w:ilvl w:val="0"/>
           <w:numId w:val="1002"/>
         </w:numPr>
+      </w:pPr>
+      <w:r>
+        <w:rPr>
+          <w:rStyle w:val="VerbatimChar"/>
+        </w:rPr>
+        <w:t xml:space="preserve">&lt;&lt;&lt;&lt;&lt;&lt;&lt; HEAD</w:t>
+      </w:r>
+      <w:r>
+        <w:t xml:space="preserve"> </w:t>
+      </w:r>
+      <w:r>
+        <w:t xml:space="preserve">até</w:t>
+      </w:r>
+      <w:r>
+        <w:t xml:space="preserve"> </w:t>
+      </w:r>
+      <w:r>
+        <w:rPr>
+          <w:rStyle w:val="VerbatimChar"/>
+        </w:rPr>
+        <w:t xml:space="preserve">=======</w:t>
+      </w:r>
+      <w:r>
+        <w:t xml:space="preserve"> </w:t>
+      </w:r>
+      <w:r>
+        <w:t xml:space="preserve">→ o que já estava na</w:t>
+      </w:r>
+      <w:r>
+        <w:t xml:space="preserve"> </w:t>
+      </w:r>
+      <w:r>
+        <w:rPr>
+          <w:rStyle w:val="VerbatimChar"/>
+        </w:rPr>
+        <w:t xml:space="preserve">main</w:t>
+      </w:r>
+      <w:r>
+        <w:t xml:space="preserve"> </w:t>
+      </w:r>
+      <w:r>
+        <w:t xml:space="preserve">(trabalho da Ana).</w:t>
+      </w:r>
+    </w:p>
+    <w:p>
+      <w:pPr>
         <w:pStyle w:val="Compact"/>
-      </w:pPr>
-      <w:r>
-        <w:rPr>
-          <w:b/>
-        </w:rPr>
-        <w:t xml:space="preserve">Não adivinhe sozinho</w:t>
-      </w:r>
-      <w:r>
-        <w:t xml:space="preserve"> </w:t>
-      </w:r>
-      <w:r>
-        <w:t xml:space="preserve">— comente no PR marcando a outra pessoa (</w:t>
-      </w:r>
-      <w:r>
-        <w:rPr>
-          <w:rStyle w:val="VerbatimChar"/>
-        </w:rPr>
-        <w:t xml:space="preserve">@usuario</w:t>
-      </w:r>
-      <w:r>
-        <w:t xml:space="preserve">), explicando o conflito.</w:t>
-      </w:r>
-    </w:p>
-    <w:p>
-      <w:pPr>
         <w:numPr>
           <w:ilvl w:val="0"/>
           <w:numId w:val="1002"/>
         </w:numPr>
+      </w:pPr>
+      <w:r>
+        <w:rPr>
+          <w:rStyle w:val="VerbatimChar"/>
+        </w:rPr>
+        <w:t xml:space="preserve">=======</w:t>
+      </w:r>
+      <w:r>
+        <w:t xml:space="preserve"> </w:t>
+      </w:r>
+      <w:r>
+        <w:t xml:space="preserve">até</w:t>
+      </w:r>
+      <w:r>
+        <w:t xml:space="preserve"> </w:t>
+      </w:r>
+      <w:r>
+        <w:rPr>
+          <w:rStyle w:val="VerbatimChar"/>
+        </w:rPr>
+        <w:t xml:space="preserve">&gt;&gt;&gt;&gt;&gt;&gt;&gt; 9706faf...</w:t>
+      </w:r>
+      <w:r>
+        <w:t xml:space="preserve"> </w:t>
+      </w:r>
+      <w:r>
+        <w:t xml:space="preserve">→ o que Bruno está tentando trazer.</w:t>
+      </w:r>
+    </w:p>
+    <w:bookmarkEnd w:id="14"/>
+    <w:bookmarkStart w:id="15" w:name="X2c92f25a00967c665fab879ff715a0aa60a55cd"/>
+    <w:p>
+      <w:pPr>
+        <w:pStyle w:val="Heading2"/>
+      </w:pPr>
+      <w:r>
+        <w:t xml:space="preserve">Passo 6 — Resolver: as duas intenções são legítimas, então combinamos as duas</w:t>
+      </w:r>
+    </w:p>
+    <w:p>
+      <w:pPr>
+        <w:pStyle w:val="FirstParagraph"/>
+      </w:pPr>
+      <w:r>
+        <w:t xml:space="preserve">Aqui entra o julgamento humano que o Git não pode fazer sozinho:</w:t>
+      </w:r>
+      <w:r>
+        <w:t xml:space="preserve"> </w:t>
+      </w:r>
+      <w:r>
+        <w:rPr>
+          <w:b/>
+          <w:bCs/>
+        </w:rPr>
+        <w:t xml:space="preserve">as duas mudanças não são realmente incompatíveis</w:t>
+      </w:r>
+      <w:r>
+        <w:t xml:space="preserve"> </w:t>
+      </w:r>
+      <w:r>
+        <w:t xml:space="preserve">— uma é sobre limite, a outra sobre ordenação. A resolução correta é combinar as duas, não escolher uma:</w:t>
+      </w:r>
+    </w:p>
+    <w:p>
+      <w:pPr>
+        <w:pStyle w:val="SourceCode"/>
+      </w:pPr>
+      <w:r>
+        <w:rPr>
+          <w:rStyle w:val="KeywordTok"/>
+        </w:rPr>
+        <w:t xml:space="preserve">async</w:t>
+      </w:r>
+      <w:r>
+        <w:rPr>
+          <w:rStyle w:val="NormalTok"/>
+        </w:rPr>
+        <w:t xml:space="preserve"> </w:t>
+      </w:r>
+      <w:r>
+        <w:rPr>
+          <w:rStyle w:val="KeywordTok"/>
+        </w:rPr>
+        <w:t xml:space="preserve">function</w:t>
+      </w:r>
+      <w:r>
+        <w:rPr>
+          <w:rStyle w:val="NormalTok"/>
+        </w:rPr>
+        <w:t xml:space="preserve"> </w:t>
+      </w:r>
+      <w:r>
+        <w:rPr>
+          <w:rStyle w:val="FunctionTok"/>
+        </w:rPr>
+        <w:t xml:space="preserve">listar</w:t>
+      </w:r>
+      <w:r>
+        <w:rPr>
+          <w:rStyle w:val="NormalTok"/>
+        </w:rPr>
+        <w:t xml:space="preserve">(limit </w:t>
+      </w:r>
+      <w:r>
+        <w:rPr>
+          <w:rStyle w:val="OperatorTok"/>
+        </w:rPr>
+        <w:t xml:space="preserve">=</w:t>
+      </w:r>
+      <w:r>
+        <w:rPr>
+          <w:rStyle w:val="NormalTok"/>
+        </w:rPr>
+        <w:t xml:space="preserve"> </w:t>
+      </w:r>
+      <w:r>
+        <w:rPr>
+          <w:rStyle w:val="KeywordTok"/>
+        </w:rPr>
+        <w:t xml:space="preserve">null</w:t>
+      </w:r>
+      <w:r>
+        <w:rPr>
+          <w:rStyle w:val="OperatorTok"/>
+        </w:rPr>
+        <w:t xml:space="preserve">,</w:t>
+      </w:r>
+      <w:r>
+        <w:rPr>
+          <w:rStyle w:val="NormalTok"/>
+        </w:rPr>
+        <w:t xml:space="preserve"> offset </w:t>
+      </w:r>
+      <w:r>
+        <w:rPr>
+          <w:rStyle w:val="OperatorTok"/>
+        </w:rPr>
+        <w:t xml:space="preserve">=</w:t>
+      </w:r>
+      <w:r>
+        <w:rPr>
+          <w:rStyle w:val="NormalTok"/>
+        </w:rPr>
+        <w:t xml:space="preserve"> </w:t>
+      </w:r>
+      <w:r>
+        <w:rPr>
+          <w:rStyle w:val="DecValTok"/>
+        </w:rPr>
+        <w:t xml:space="preserve">0</w:t>
+      </w:r>
+      <w:r>
+        <w:rPr>
+          <w:rStyle w:val="NormalTok"/>
+        </w:rPr>
+        <w:t xml:space="preserve">) {</w:t>
+      </w:r>
+      <w:r>
+        <w:br/>
+      </w:r>
+      <w:r>
+        <w:rPr>
+          <w:rStyle w:val="NormalTok"/>
+        </w:rPr>
+        <w:t xml:space="preserve">  </w:t>
+      </w:r>
+      <w:r>
+        <w:rPr>
+          <w:rStyle w:val="CommentTok"/>
+        </w:rPr>
+        <w:t xml:space="preserve">// Combinação das duas mudanças: limite padrão (Ana) + ordenação por nome (Bruno).</w:t>
+      </w:r>
+      <w:r>
+        <w:br/>
+      </w:r>
+      <w:r>
+        <w:rPr>
+          <w:rStyle w:val="NormalTok"/>
+        </w:rPr>
+        <w:t xml:space="preserve">  </w:t>
+      </w:r>
+      <w:r>
+        <w:rPr>
+          <w:rStyle w:val="KeywordTok"/>
+        </w:rPr>
+        <w:t xml:space="preserve">const</w:t>
+      </w:r>
+      <w:r>
+        <w:rPr>
+          <w:rStyle w:val="NormalTok"/>
+        </w:rPr>
+        <w:t xml:space="preserve"> limitSeguro </w:t>
+      </w:r>
+      <w:r>
+        <w:rPr>
+          <w:rStyle w:val="OperatorTok"/>
+        </w:rPr>
+        <w:t xml:space="preserve">=</w:t>
+      </w:r>
+      <w:r>
+        <w:rPr>
+          <w:rStyle w:val="NormalTok"/>
+        </w:rPr>
+        <w:t xml:space="preserve"> limit </w:t>
+      </w:r>
+      <w:r>
+        <w:rPr>
+          <w:rStyle w:val="OperatorTok"/>
+        </w:rPr>
+        <w:t xml:space="preserve">!==</w:t>
+      </w:r>
+      <w:r>
+        <w:rPr>
+          <w:rStyle w:val="NormalTok"/>
+        </w:rPr>
+        <w:t xml:space="preserve"> </w:t>
+      </w:r>
+      <w:r>
+        <w:rPr>
+          <w:rStyle w:val="KeywordTok"/>
+        </w:rPr>
+        <w:t xml:space="preserve">null</w:t>
+      </w:r>
+      <w:r>
+        <w:rPr>
+          <w:rStyle w:val="NormalTok"/>
+        </w:rPr>
+        <w:t xml:space="preserve"> </w:t>
+      </w:r>
+      <w:r>
+        <w:rPr>
+          <w:rStyle w:val="OperatorTok"/>
+        </w:rPr>
+        <w:t xml:space="preserve">?</w:t>
+      </w:r>
+      <w:r>
+        <w:rPr>
+          <w:rStyle w:val="NormalTok"/>
+        </w:rPr>
+        <w:t xml:space="preserve"> limit </w:t>
+      </w:r>
+      <w:r>
+        <w:rPr>
+          <w:rStyle w:val="OperatorTok"/>
+        </w:rPr>
+        <w:t xml:space="preserve">:</w:t>
+      </w:r>
+      <w:r>
+        <w:rPr>
+          <w:rStyle w:val="NormalTok"/>
+        </w:rPr>
+        <w:t xml:space="preserve"> </w:t>
+      </w:r>
+      <w:r>
+        <w:rPr>
+          <w:rStyle w:val="DecValTok"/>
+        </w:rPr>
+        <w:t xml:space="preserve">100</w:t>
+      </w:r>
+      <w:r>
+        <w:rPr>
+          <w:rStyle w:val="OperatorTok"/>
+        </w:rPr>
+        <w:t xml:space="preserve">;</w:t>
+      </w:r>
+      <w:r>
+        <w:br/>
+      </w:r>
+      <w:r>
+        <w:rPr>
+          <w:rStyle w:val="NormalTok"/>
+        </w:rPr>
+        <w:t xml:space="preserve">  </w:t>
+      </w:r>
+      <w:r>
+        <w:rPr>
+          <w:rStyle w:val="KeywordTok"/>
+        </w:rPr>
+        <w:t xml:space="preserve">const</w:t>
+      </w:r>
+      <w:r>
+        <w:rPr>
+          <w:rStyle w:val="NormalTok"/>
+        </w:rPr>
+        <w:t xml:space="preserve"> { rows } </w:t>
+      </w:r>
+      <w:r>
+        <w:rPr>
+          <w:rStyle w:val="OperatorTok"/>
+        </w:rPr>
+        <w:t xml:space="preserve">=</w:t>
+      </w:r>
+      <w:r>
+        <w:rPr>
+          <w:rStyle w:val="NormalTok"/>
+        </w:rPr>
+        <w:t xml:space="preserve"> </w:t>
+      </w:r>
+      <w:r>
+        <w:rPr>
+          <w:rStyle w:val="ControlFlowTok"/>
+        </w:rPr>
+        <w:t xml:space="preserve">await</w:t>
+      </w:r>
+      <w:r>
+        <w:rPr>
+          <w:rStyle w:val="NormalTok"/>
+        </w:rPr>
+        <w:t xml:space="preserve"> pool</w:t>
+      </w:r>
+      <w:r>
+        <w:rPr>
+          <w:rStyle w:val="OperatorTok"/>
+        </w:rPr>
+        <w:t xml:space="preserve">.</w:t>
+      </w:r>
+      <w:r>
+        <w:rPr>
+          <w:rStyle w:val="FunctionTok"/>
+        </w:rPr>
+        <w:t xml:space="preserve">query</w:t>
+      </w:r>
+      <w:r>
+        <w:rPr>
+          <w:rStyle w:val="NormalTok"/>
+        </w:rPr>
+        <w:t xml:space="preserve">(</w:t>
+      </w:r>
+      <w:r>
+        <w:rPr>
+          <w:rStyle w:val="StringTok"/>
+        </w:rPr>
+        <w:t xml:space="preserve">'SELECT * FROM clientes ORDER BY nome LIMIT $1 OFFSET $2'</w:t>
+      </w:r>
+      <w:r>
+        <w:rPr>
+          <w:rStyle w:val="OperatorTok"/>
+        </w:rPr>
+        <w:t xml:space="preserve">,</w:t>
+      </w:r>
+      <w:r>
+        <w:rPr>
+          <w:rStyle w:val="NormalTok"/>
+        </w:rPr>
+        <w:t xml:space="preserve"> [limitSeguro</w:t>
+      </w:r>
+      <w:r>
+        <w:rPr>
+          <w:rStyle w:val="OperatorTok"/>
+        </w:rPr>
+        <w:t xml:space="preserve">,</w:t>
+      </w:r>
+      <w:r>
+        <w:rPr>
+          <w:rStyle w:val="NormalTok"/>
+        </w:rPr>
+        <w:t xml:space="preserve"> offset])</w:t>
+      </w:r>
+      <w:r>
+        <w:rPr>
+          <w:rStyle w:val="OperatorTok"/>
+        </w:rPr>
+        <w:t xml:space="preserve">;</w:t>
+      </w:r>
+      <w:r>
+        <w:br/>
+      </w:r>
+      <w:r>
+        <w:rPr>
+          <w:rStyle w:val="NormalTok"/>
+        </w:rPr>
+        <w:t xml:space="preserve">  </w:t>
+      </w:r>
+      <w:r>
+        <w:rPr>
+          <w:rStyle w:val="ControlFlowTok"/>
+        </w:rPr>
+        <w:t xml:space="preserve">return</w:t>
+      </w:r>
+      <w:r>
+        <w:rPr>
+          <w:rStyle w:val="NormalTok"/>
+        </w:rPr>
+        <w:t xml:space="preserve"> rows</w:t>
+      </w:r>
+      <w:r>
+        <w:rPr>
+          <w:rStyle w:val="OperatorTok"/>
+        </w:rPr>
+        <w:t xml:space="preserve">;</w:t>
+      </w:r>
+      <w:r>
+        <w:br/>
+      </w:r>
+      <w:r>
+        <w:rPr>
+          <w:rStyle w:val="NormalTok"/>
+        </w:rPr>
+        <w:t xml:space="preserve">}</w:t>
+      </w:r>
+    </w:p>
+    <w:p>
+      <w:pPr>
+        <w:pStyle w:val="FirstParagraph"/>
+      </w:pPr>
+      <w:r>
+        <w:t xml:space="preserve">Remova</w:t>
+      </w:r>
+      <w:r>
+        <w:t xml:space="preserve"> </w:t>
+      </w:r>
+      <w:r>
+        <w:rPr>
+          <w:b/>
+          <w:bCs/>
+        </w:rPr>
+        <w:t xml:space="preserve">todos</w:t>
+      </w:r>
+      <w:r>
+        <w:t xml:space="preserve"> </w:t>
+      </w:r>
+      <w:r>
+        <w:t xml:space="preserve">os marcadores (</w:t>
+      </w:r>
+      <w:r>
+        <w:rPr>
+          <w:rStyle w:val="VerbatimChar"/>
+        </w:rPr>
+        <w:t xml:space="preserve">&lt;&lt;&lt;&lt;&lt;&lt;&lt;</w:t>
+      </w:r>
+      <w:r>
+        <w:t xml:space="preserve">,</w:t>
+      </w:r>
+      <w:r>
+        <w:t xml:space="preserve"> </w:t>
+      </w:r>
+      <w:r>
+        <w:rPr>
+          <w:rStyle w:val="VerbatimChar"/>
+        </w:rPr>
+        <w:t xml:space="preserve">=======</w:t>
+      </w:r>
+      <w:r>
+        <w:t xml:space="preserve">,</w:t>
+      </w:r>
+      <w:r>
+        <w:t xml:space="preserve"> </w:t>
+      </w:r>
+      <w:r>
+        <w:rPr>
+          <w:rStyle w:val="VerbatimChar"/>
+        </w:rPr>
+        <w:t xml:space="preserve">&gt;&gt;&gt;&gt;&gt;&gt;&gt;</w:t>
+      </w:r>
+      <w:r>
+        <w:t xml:space="preserve">) — nenhum pode sobrar no arquivo final. Depois:</w:t>
+      </w:r>
+    </w:p>
+    <w:p>
+      <w:pPr>
+        <w:pStyle w:val="SourceCode"/>
+      </w:pPr>
+      <w:r>
+        <w:rPr>
+          <w:rStyle w:val="CommentTok"/>
+        </w:rPr>
+        <w:t xml:space="preserve"># testar antes de seguir em frente</w:t>
+      </w:r>
+      <w:r>
+        <w:br/>
+      </w:r>
+      <w:r>
+        <w:rPr>
+          <w:rStyle w:val="ExtensionTok"/>
+        </w:rPr>
+        <w:t xml:space="preserve">npm</w:t>
+      </w:r>
+      <w:r>
+        <w:rPr>
+          <w:rStyle w:val="NormalTok"/>
+        </w:rPr>
+        <w:t xml:space="preserve"> run lint</w:t>
+      </w:r>
+      <w:r>
+        <w:br/>
+      </w:r>
+      <w:r>
+        <w:rPr>
+          <w:rStyle w:val="ExtensionTok"/>
+        </w:rPr>
+        <w:t xml:space="preserve">npm</w:t>
+      </w:r>
+      <w:r>
+        <w:rPr>
+          <w:rStyle w:val="NormalTok"/>
+        </w:rPr>
+        <w:t xml:space="preserve"> run test:unit</w:t>
+      </w:r>
+      <w:r>
+        <w:br/>
+      </w:r>
+      <w:r>
+        <w:br/>
+      </w:r>
+      <w:r>
+        <w:rPr>
+          <w:rStyle w:val="FunctionTok"/>
+        </w:rPr>
+        <w:t xml:space="preserve">git</w:t>
+      </w:r>
+      <w:r>
+        <w:rPr>
+          <w:rStyle w:val="NormalTok"/>
+        </w:rPr>
+        <w:t xml:space="preserve"> add src/clientes.js</w:t>
+      </w:r>
+      <w:r>
+        <w:br/>
+      </w:r>
+      <w:r>
+        <w:rPr>
+          <w:rStyle w:val="FunctionTok"/>
+        </w:rPr>
+        <w:t xml:space="preserve">git</w:t>
+      </w:r>
+      <w:r>
+        <w:rPr>
+          <w:rStyle w:val="NormalTok"/>
+        </w:rPr>
+        <w:t xml:space="preserve"> rebase </w:t>
+      </w:r>
+      <w:r>
+        <w:rPr>
+          <w:rStyle w:val="AttributeTok"/>
+        </w:rPr>
+        <w:t xml:space="preserve">--continue</w:t>
+      </w:r>
+    </w:p>
+    <w:p>
+      <w:pPr>
+        <w:pStyle w:val="FirstParagraph"/>
+      </w:pPr>
+      <w:r>
+        <w:t xml:space="preserve">Saída real:</w:t>
+      </w:r>
+    </w:p>
+    <w:p>
+      <w:pPr>
+        <w:pStyle w:val="SourceCode"/>
+      </w:pPr>
+      <w:r>
+        <w:rPr>
+          <w:rStyle w:val="VerbatimChar"/>
+        </w:rPr>
+        <w:t xml:space="preserve">[detached HEAD 2bc6d15] feat(clientes): ordenar listagem por nome em vez de id</w:t>
+      </w:r>
+      <w:r>
+        <w:br/>
+      </w:r>
+      <w:r>
+        <w:rPr>
+          <w:rStyle w:val="VerbatimChar"/>
+        </w:rPr>
+        <w:t xml:space="preserve"> 1 file changed, 2 insertions(+), 2 deletions(-)</w:t>
+      </w:r>
+      <w:r>
+        <w:br/>
+      </w:r>
+      <w:r>
+        <w:rPr>
+          <w:rStyle w:val="VerbatimChar"/>
+        </w:rPr>
+        <w:t xml:space="preserve">Successfully rebased and updated refs/heads/feature/202-ordenar-clientes-por-nome.</w:t>
+      </w:r>
+    </w:p>
+    <w:bookmarkEnd w:id="15"/>
+    <w:bookmarkStart w:id="16" w:name="Xbd9cbf7115f914aa6d9a9b4ad9eefad2eb625c8"/>
+    <w:p>
+      <w:pPr>
+        <w:pStyle w:val="Heading2"/>
+      </w:pPr>
+      <w:r>
+        <w:t xml:space="preserve">Passo 7 — Subir a branch resolvida e confirmar que nada se perdeu</w:t>
+      </w:r>
+    </w:p>
+    <w:p>
+      <w:pPr>
+        <w:pStyle w:val="SourceCode"/>
+      </w:pPr>
+      <w:r>
+        <w:rPr>
+          <w:rStyle w:val="FunctionTok"/>
+        </w:rPr>
+        <w:t xml:space="preserve">git</w:t>
+      </w:r>
+      <w:r>
+        <w:rPr>
+          <w:rStyle w:val="NormalTok"/>
+        </w:rPr>
+        <w:t xml:space="preserve"> push origin feature/202-ordenar-clientes-por-nome </w:t>
+      </w:r>
+      <w:r>
+        <w:rPr>
+          <w:rStyle w:val="AttributeTok"/>
+        </w:rPr>
+        <w:t xml:space="preserve">--force-with-lease</w:t>
+      </w:r>
+    </w:p>
+    <w:p>
+      <w:pPr>
+        <w:pStyle w:val="FirstParagraph"/>
+      </w:pPr>
+      <w:r>
+        <w:rPr>
+          <w:rStyle w:val="VerbatimChar"/>
+        </w:rPr>
+        <w:t xml:space="preserve">--force-with-lease</w:t>
+      </w:r>
+      <w:r>
+        <w:t xml:space="preserve"> </w:t>
+      </w:r>
+      <w:r>
+        <w:t xml:space="preserve">(nunca</w:t>
+      </w:r>
+      <w:r>
+        <w:t xml:space="preserve"> </w:t>
+      </w:r>
+      <w:r>
+        <w:rPr>
+          <w:rStyle w:val="VerbatimChar"/>
+        </w:rPr>
+        <w:t xml:space="preserve">--force</w:t>
+      </w:r>
+      <w:r>
+        <w:t xml:space="preserve"> </w:t>
+      </w:r>
+      <w:r>
+        <w:t xml:space="preserve">puro) é seguro aqui porque:</w:t>
+      </w:r>
+    </w:p>
+    <w:p>
+      <w:pPr>
         <w:pStyle w:val="Compact"/>
-      </w:pPr>
-      <w:r>
-        <w:t xml:space="preserve">Decidam juntos qual comportamento final é o correto — geralmente é uma conversa de 2 minutos, não um problema técnico.</w:t>
-      </w:r>
-    </w:p>
-    <w:p>
-      <w:pPr>
         <w:numPr>
           <w:ilvl w:val="0"/>
-          <w:numId w:val="1002"/>
+          <w:numId w:val="1003"/>
         </w:numPr>
+      </w:pPr>
+      <w:r>
+        <w:t xml:space="preserve">Só reescreve a</w:t>
+      </w:r>
+      <w:r>
+        <w:t xml:space="preserve"> </w:t>
+      </w:r>
+      <w:r>
+        <w:rPr>
+          <w:b/>
+          <w:bCs/>
+        </w:rPr>
+        <w:t xml:space="preserve">branch de feature do Bruno</w:t>
+      </w:r>
+      <w:r>
+        <w:t xml:space="preserve">, nunca a</w:t>
+      </w:r>
+      <w:r>
+        <w:t xml:space="preserve"> </w:t>
+      </w:r>
+      <w:r>
+        <w:rPr>
+          <w:rStyle w:val="VerbatimChar"/>
+        </w:rPr>
+        <w:t xml:space="preserve">main</w:t>
+      </w:r>
+      <w:r>
+        <w:t xml:space="preserve">.</w:t>
+      </w:r>
+    </w:p>
+    <w:p>
+      <w:pPr>
         <w:pStyle w:val="Compact"/>
-      </w:pPr>
-      <w:r>
-        <w:t xml:space="preserve">Se a decisão for grande o suficiente para mudar o escopo da tarefa, atualizem a Issue correspondente no backlog para refletir a decisão.</w:t>
-      </w:r>
-    </w:p>
-    <w:p>
-      <w:pPr>
         <w:numPr>
           <w:ilvl w:val="0"/>
-          <w:numId w:val="1002"/>
+          <w:numId w:val="1003"/>
         </w:numPr>
+      </w:pPr>
+      <w:r>
+        <w:t xml:space="preserve">O Git recusa o push se alguém mais tiver alterado essa branch remota sem o Bruno saber — protegendo contra sobrescrever trabalho de um terceiro por engano.</w:t>
+      </w:r>
+    </w:p>
+    <w:p>
+      <w:pPr>
+        <w:pStyle w:val="FirstParagraph"/>
+      </w:pPr>
+      <w:r>
+        <w:rPr>
+          <w:b/>
+          <w:bCs/>
+        </w:rPr>
+        <w:t xml:space="preserve">Prova de que nada foi destruído</w:t>
+      </w:r>
+      <w:r>
+        <w:t xml:space="preserve"> </w:t>
+      </w:r>
+      <w:r>
+        <w:t xml:space="preserve">— o commit original de Bruno, antes do rebase, continua rastreável:</w:t>
+      </w:r>
+    </w:p>
+    <w:p>
+      <w:pPr>
+        <w:pStyle w:val="SourceCode"/>
+      </w:pPr>
+      <w:r>
+        <w:rPr>
+          <w:rStyle w:val="FunctionTok"/>
+        </w:rPr>
+        <w:t xml:space="preserve">git</w:t>
+      </w:r>
+      <w:r>
+        <w:rPr>
+          <w:rStyle w:val="NormalTok"/>
+        </w:rPr>
+        <w:t xml:space="preserve"> reflog </w:t>
+      </w:r>
+      <w:r>
+        <w:rPr>
+          <w:rStyle w:val="KeywordTok"/>
+        </w:rPr>
+        <w:t xml:space="preserve">|</w:t>
+      </w:r>
+      <w:r>
+        <w:rPr>
+          <w:rStyle w:val="NormalTok"/>
+        </w:rPr>
+        <w:t xml:space="preserve"> </w:t>
+      </w:r>
+      <w:r>
+        <w:rPr>
+          <w:rStyle w:val="FunctionTok"/>
+        </w:rPr>
+        <w:t xml:space="preserve">grep</w:t>
+      </w:r>
+      <w:r>
+        <w:rPr>
+          <w:rStyle w:val="NormalTok"/>
+        </w:rPr>
+        <w:t xml:space="preserve"> </w:t>
+      </w:r>
+      <w:r>
+        <w:rPr>
+          <w:rStyle w:val="StringTok"/>
+        </w:rPr>
+        <w:t xml:space="preserve">"ordenar listagem"</w:t>
+      </w:r>
+    </w:p>
+    <w:p>
+      <w:pPr>
+        <w:pStyle w:val="SourceCode"/>
+      </w:pPr>
+      <w:r>
+        <w:rPr>
+          <w:rStyle w:val="VerbatimChar"/>
+        </w:rPr>
+        <w:t xml:space="preserve">2bc6d15 HEAD@{1}: rebase (continue): feat(clientes): ordenar listagem por nome em vez de id</w:t>
+      </w:r>
+      <w:r>
+        <w:br/>
+      </w:r>
+      <w:r>
+        <w:rPr>
+          <w:rStyle w:val="VerbatimChar"/>
+        </w:rPr>
+        <w:t xml:space="preserve">9706faf HEAD@{3}: commit: feat(clientes): ordenar listagem por nome em vez de id</w:t>
+      </w:r>
+    </w:p>
+    <w:p>
+      <w:pPr>
+        <w:pStyle w:val="FirstParagraph"/>
+      </w:pPr>
+      <w:r>
+        <w:t xml:space="preserve">O commit</w:t>
+      </w:r>
+      <w:r>
+        <w:t xml:space="preserve"> </w:t>
+      </w:r>
+      <w:r>
+        <w:rPr>
+          <w:rStyle w:val="VerbatimChar"/>
+        </w:rPr>
+        <w:t xml:space="preserve">9706faf</w:t>
+      </w:r>
+      <w:r>
+        <w:t xml:space="preserve"> </w:t>
+      </w:r>
+      <w:r>
+        <w:t xml:space="preserve">(versão original de Bruno, antes da resolução) segue existindo no reflog local dele por semanas — nada foi apagado, apenas um novo commit (</w:t>
+      </w:r>
+      <w:r>
+        <w:rPr>
+          <w:rStyle w:val="VerbatimChar"/>
+        </w:rPr>
+        <w:t xml:space="preserve">2bc6d15</w:t>
+      </w:r>
+      <w:r>
+        <w:t xml:space="preserve">) foi criado em cima da</w:t>
+      </w:r>
+      <w:r>
+        <w:t xml:space="preserve"> </w:t>
+      </w:r>
+      <w:r>
+        <w:rPr>
+          <w:rStyle w:val="VerbatimChar"/>
+        </w:rPr>
+        <w:t xml:space="preserve">main</w:t>
+      </w:r>
+      <w:r>
+        <w:t xml:space="preserve"> </w:t>
+      </w:r>
+      <w:r>
+        <w:t xml:space="preserve">atualizada.</w:t>
+      </w:r>
+    </w:p>
+    <w:bookmarkEnd w:id="16"/>
+    <w:bookmarkStart w:id="17" w:name="Xa32cd6e19c2d320af12361601f296c467c5682a"/>
+    <w:p>
+      <w:pPr>
+        <w:pStyle w:val="Heading2"/>
+      </w:pPr>
+      <w:r>
+        <w:t xml:space="preserve">Passo 8 — PR de Bruno, esteira roda de novo, merge</w:t>
+      </w:r>
+    </w:p>
+    <w:p>
+      <w:pPr>
+        <w:pStyle w:val="SourceCode"/>
+      </w:pPr>
+      <w:r>
+        <w:rPr>
+          <w:rStyle w:val="CommentTok"/>
+        </w:rPr>
+        <w:t xml:space="preserve"># push já feito acima → abre PR #202, "Resolve #202"</w:t>
+      </w:r>
+      <w:r>
+        <w:br/>
+      </w:r>
+      <w:r>
+        <w:rPr>
+          <w:rStyle w:val="CommentTok"/>
+        </w:rPr>
+        <w:t xml:space="preserve"># ci.yml roda de novo NA VERSÃO JÁ RESOLVIDA — se a resolução tivesse quebrado</w:t>
+      </w:r>
+      <w:r>
+        <w:br/>
+      </w:r>
+      <w:r>
+        <w:rPr>
+          <w:rStyle w:val="CommentTok"/>
+        </w:rPr>
+        <w:t xml:space="preserve"># algo, apareceria aqui, antes de chegar em produção.</w:t>
+      </w:r>
+    </w:p>
+    <w:p>
+      <w:pPr>
+        <w:pStyle w:val="FirstParagraph"/>
+      </w:pPr>
+      <w:r>
+        <w:t xml:space="preserve">Histórico final da</w:t>
+      </w:r>
+      <w:r>
+        <w:t xml:space="preserve"> </w:t>
+      </w:r>
+      <w:r>
+        <w:rPr>
+          <w:rStyle w:val="VerbatimChar"/>
+        </w:rPr>
+        <w:t xml:space="preserve">main</w:t>
+      </w:r>
+      <w:r>
+        <w:t xml:space="preserve"> </w:t>
+      </w:r>
+      <w:r>
+        <w:t xml:space="preserve">depois dos dois merges (comando real,</w:t>
+      </w:r>
+      <w:r>
+        <w:t xml:space="preserve"> </w:t>
+      </w:r>
+      <w:r>
+        <w:rPr>
+          <w:rStyle w:val="VerbatimChar"/>
+        </w:rPr>
+        <w:t xml:space="preserve">git log --oneline --graph</w:t>
+      </w:r>
+      <w:r>
+        <w:t xml:space="preserve">):</w:t>
+      </w:r>
+    </w:p>
+    <w:p>
+      <w:pPr>
+        <w:pStyle w:val="SourceCode"/>
+      </w:pPr>
+      <w:r>
+        <w:rPr>
+          <w:rStyle w:val="VerbatimChar"/>
+        </w:rPr>
+        <w:t xml:space="preserve">*   821490b Merge PR #202: ordenar listagem por nome</w:t>
+      </w:r>
+      <w:r>
+        <w:br/>
+      </w:r>
+      <w:r>
+        <w:rPr>
+          <w:rStyle w:val="VerbatimChar"/>
+        </w:rPr>
+        <w:t xml:space="preserve">|\</w:t>
+      </w:r>
+      <w:r>
+        <w:br/>
+      </w:r>
+      <w:r>
+        <w:rPr>
+          <w:rStyle w:val="VerbatimChar"/>
+        </w:rPr>
+        <w:t xml:space="preserve">| * 2bc6d15 feat(clientes): ordenar listagem por nome em vez de id</w:t>
+      </w:r>
+      <w:r>
+        <w:br/>
+      </w:r>
+      <w:r>
+        <w:rPr>
+          <w:rStyle w:val="VerbatimChar"/>
+        </w:rPr>
+        <w:t xml:space="preserve">| * 0becfea Merge PR #201: limite padrão na listagem de clientes</w:t>
+      </w:r>
+      <w:r>
+        <w:br/>
+      </w:r>
+      <w:r>
+        <w:rPr>
+          <w:rStyle w:val="VerbatimChar"/>
+        </w:rPr>
+        <w:t xml:space="preserve">|/|</w:t>
+      </w:r>
+      <w:r>
+        <w:br/>
+      </w:r>
+      <w:r>
+        <w:rPr>
+          <w:rStyle w:val="VerbatimChar"/>
+        </w:rPr>
+        <w:t xml:space="preserve">| * 7f9b96c feat(clientes): aplicar limite padrão de 100 na listagem sem paginação</w:t>
+      </w:r>
+      <w:r>
+        <w:br/>
+      </w:r>
+      <w:r>
+        <w:rPr>
+          <w:rStyle w:val="VerbatimChar"/>
+        </w:rPr>
+        <w:t xml:space="preserve">|/</w:t>
+      </w:r>
+      <w:r>
+        <w:br/>
+      </w:r>
+      <w:r>
+        <w:rPr>
+          <w:rStyle w:val="VerbatimChar"/>
+        </w:rPr>
+        <w:t xml:space="preserve">* e228dd4 refactor: paginação, cache Redis por página, refator server.js em routes/middlewares</w:t>
+      </w:r>
+    </w:p>
+    <w:p>
+      <w:pPr>
+        <w:pStyle w:val="FirstParagraph"/>
+      </w:pPr>
+      <w:r>
+        <w:t xml:space="preserve">Repare:</w:t>
+      </w:r>
+      <w:r>
+        <w:t xml:space="preserve"> </w:t>
+      </w:r>
+      <w:r>
+        <w:rPr>
+          <w:b/>
+          <w:bCs/>
+        </w:rPr>
+        <w:t xml:space="preserve">os dois commits originais (</w:t>
+      </w:r>
+      <w:r>
+        <w:rPr>
+          <w:rStyle w:val="VerbatimChar"/>
+          <w:b/>
+          <w:bCs/>
+        </w:rPr>
+        <w:t xml:space="preserve">7f9b96c</w:t>
+      </w:r>
+      <w:r>
+        <w:rPr>
+          <w:b/>
+          <w:bCs/>
+        </w:rPr>
+        <w:t xml:space="preserve"> </w:t>
+      </w:r>
+      <w:r>
+        <w:rPr>
+          <w:b/>
+          <w:bCs/>
+        </w:rPr>
+        <w:t xml:space="preserve">da Ana e o antecessor de</w:t>
+      </w:r>
+      <w:r>
+        <w:rPr>
+          <w:b/>
+          <w:bCs/>
+        </w:rPr>
+        <w:t xml:space="preserve"> </w:t>
+      </w:r>
+      <w:r>
+        <w:rPr>
+          <w:rStyle w:val="VerbatimChar"/>
+          <w:b/>
+          <w:bCs/>
+        </w:rPr>
+        <w:t xml:space="preserve">2bc6d15</w:t>
+      </w:r>
+      <w:r>
+        <w:rPr>
+          <w:b/>
+          <w:bCs/>
+        </w:rPr>
+        <w:t xml:space="preserve"> </w:t>
+      </w:r>
+      <w:r>
+        <w:rPr>
+          <w:b/>
+          <w:bCs/>
+        </w:rPr>
+        <w:t xml:space="preserve">do Bruno) estão os dois no histórico</w:t>
+      </w:r>
+      <w:r>
+        <w:t xml:space="preserve">, com autoria preservada. O trabalho de nenhum dos dois foi perdido — foi combinado.</w:t>
+      </w:r>
+    </w:p>
+    <w:p>
+      <w:r>
+        <w:pict>
+          <v:rect style="width:0;height:1.5pt" o:hralign="center" o:hrstd="t" o:hr="t"/>
+        </w:pict>
+      </w:r>
+    </w:p>
+    <w:bookmarkEnd w:id="17"/>
+    <w:bookmarkStart w:id="18" w:name="X299776ecf935bad7ceae706168d3e0bb8421760"/>
+    <w:p>
+      <w:pPr>
+        <w:pStyle w:val="Heading2"/>
+      </w:pPr>
+      <w:r>
+        <w:t xml:space="preserve">Como reproduzir este exercício você mesmo (sem afetar o repositório real)</w:t>
+      </w:r>
+    </w:p>
+    <w:p>
+      <w:pPr>
+        <w:pStyle w:val="FirstParagraph"/>
+      </w:pPr>
+      <w:r>
+        <w:t xml:space="preserve">Para praticar sem risco, faça em uma cópia isolada, nunca direto no projeto que você está usando para outras coisas:</w:t>
+      </w:r>
+    </w:p>
+    <w:p>
+      <w:pPr>
+        <w:pStyle w:val="SourceCode"/>
+      </w:pPr>
+      <w:r>
+        <w:rPr>
+          <w:rStyle w:val="CommentTok"/>
+        </w:rPr>
+        <w:t xml:space="preserve"># 1. Crie um "remote" simulado a partir do seu repositório atual</w:t>
+      </w:r>
+      <w:r>
+        <w:br/>
+      </w:r>
+      <w:r>
+        <w:rPr>
+          <w:rStyle w:val="FunctionTok"/>
+        </w:rPr>
+        <w:t xml:space="preserve">git</w:t>
+      </w:r>
+      <w:r>
+        <w:rPr>
+          <w:rStyle w:val="NormalTok"/>
+        </w:rPr>
+        <w:t xml:space="preserve"> clone </w:t>
+      </w:r>
+      <w:r>
+        <w:rPr>
+          <w:rStyle w:val="AttributeTok"/>
+        </w:rPr>
+        <w:t xml:space="preserve">--bare</w:t>
+      </w:r>
+      <w:r>
+        <w:rPr>
+          <w:rStyle w:val="NormalTok"/>
+        </w:rPr>
+        <w:t xml:space="preserve"> /caminho/para/laboratorio-claude-code /tmp/origin-simulado.git</w:t>
+      </w:r>
+      <w:r>
+        <w:br/>
+      </w:r>
+      <w:r>
+        <w:br/>
+      </w:r>
+      <w:r>
+        <w:rPr>
+          <w:rStyle w:val="CommentTok"/>
+        </w:rPr>
+        <w:t xml:space="preserve"># 2. Simule os dois desenvolvedores como dois clones separados</w:t>
+      </w:r>
+      <w:r>
+        <w:br/>
+      </w:r>
+      <w:r>
+        <w:rPr>
+          <w:rStyle w:val="FunctionTok"/>
+        </w:rPr>
+        <w:t xml:space="preserve">git</w:t>
+      </w:r>
+      <w:r>
+        <w:rPr>
+          <w:rStyle w:val="NormalTok"/>
+        </w:rPr>
+        <w:t xml:space="preserve"> clone /tmp/origin-simulado.git /tmp/dev-a</w:t>
+      </w:r>
+      <w:r>
+        <w:br/>
+      </w:r>
+      <w:r>
+        <w:rPr>
+          <w:rStyle w:val="FunctionTok"/>
+        </w:rPr>
+        <w:t xml:space="preserve">git</w:t>
+      </w:r>
+      <w:r>
+        <w:rPr>
+          <w:rStyle w:val="NormalTok"/>
+        </w:rPr>
+        <w:t xml:space="preserve"> clone /tmp/origin-simulado.git /tmp/dev-b</w:t>
+      </w:r>
+      <w:r>
+        <w:br/>
+      </w:r>
+      <w:r>
+        <w:br/>
+      </w:r>
+      <w:r>
+        <w:rPr>
+          <w:rStyle w:val="CommentTok"/>
+        </w:rPr>
+        <w:t xml:space="preserve"># 3. Repita os passos 1–8 acima, uma vez dentro de /tmp/dev-a, outra em /tmp/dev-b</w:t>
+      </w:r>
+      <w:r>
+        <w:br/>
+      </w:r>
+      <w:r>
+        <w:rPr>
+          <w:rStyle w:val="CommentTok"/>
+        </w:rPr>
+        <w:t xml:space="preserve">#    (usando git config user.name/user.email diferentes em cada pasta,</w:t>
+      </w:r>
+      <w:r>
+        <w:br/>
+      </w:r>
+      <w:r>
+        <w:rPr>
+          <w:rStyle w:val="CommentTok"/>
+        </w:rPr>
+        <w:t xml:space="preserve">#    para os commits aparecerem com autores diferentes)</w:t>
+      </w:r>
+      <w:r>
+        <w:br/>
+      </w:r>
+      <w:r>
+        <w:br/>
+      </w:r>
+      <w:r>
+        <w:rPr>
+          <w:rStyle w:val="CommentTok"/>
+        </w:rPr>
+        <w:t xml:space="preserve"># 4. Ao terminar, apague tudo:</w:t>
+      </w:r>
+      <w:r>
+        <w:br/>
+      </w:r>
+      <w:r>
+        <w:rPr>
+          <w:rStyle w:val="FunctionTok"/>
+        </w:rPr>
+        <w:t xml:space="preserve">rm</w:t>
+      </w:r>
+      <w:r>
+        <w:rPr>
+          <w:rStyle w:val="NormalTok"/>
+        </w:rPr>
+        <w:t xml:space="preserve"> </w:t>
+      </w:r>
+      <w:r>
+        <w:rPr>
+          <w:rStyle w:val="AttributeTok"/>
+        </w:rPr>
+        <w:t xml:space="preserve">-rf</w:t>
+      </w:r>
+      <w:r>
+        <w:rPr>
+          <w:rStyle w:val="NormalTok"/>
+        </w:rPr>
+        <w:t xml:space="preserve"> /tmp/origin-simulado.git /tmp/dev-a /tmp/dev-b</w:t>
+      </w:r>
+    </w:p>
+    <w:p>
+      <w:r>
+        <w:pict>
+          <v:rect style="width:0;height:1.5pt" o:hralign="center" o:hrstd="t" o:hr="t"/>
+        </w:pict>
+      </w:r>
+    </w:p>
+    <w:bookmarkEnd w:id="18"/>
+    <w:bookmarkStart w:id="19" w:name="X7a8c9ee606fe7871ab2fb379d7ca715893807ca"/>
+    <w:p>
+      <w:pPr>
+        <w:pStyle w:val="Heading2"/>
+      </w:pPr>
+      <w:r>
+        <w:t xml:space="preserve">O que fazer quando a resolução é MENOS óbvia</w:t>
+      </w:r>
+    </w:p>
+    <w:p>
+      <w:pPr>
+        <w:pStyle w:val="FirstParagraph"/>
+      </w:pPr>
+      <w:r>
+        <w:t xml:space="preserve">Neste exercício, as duas mudanças eram claramente combináveis. Na vida real, às vezes uma mudança realmente invalida a outra (ex.: um dev removeu a função, o outro a alterou). Nesse caso:</w:t>
+      </w:r>
+    </w:p>
+    <w:p>
+      <w:pPr>
         <w:pStyle w:val="Compact"/>
+        <w:numPr>
+          <w:ilvl w:val="0"/>
+          <w:numId w:val="1004"/>
+        </w:numPr>
+      </w:pPr>
+      <w:r>
+        <w:rPr>
+          <w:b/>
+          <w:bCs/>
+        </w:rPr>
+        <w:t xml:space="preserve">Não adivinhe sozinho</w:t>
+      </w:r>
+      <w:r>
+        <w:t xml:space="preserve"> </w:t>
+      </w:r>
+      <w:r>
+        <w:t xml:space="preserve">— comente no PR marcando a outra pessoa (</w:t>
+      </w:r>
+      <w:r>
+        <w:rPr>
+          <w:rStyle w:val="VerbatimChar"/>
+        </w:rPr>
+        <w:t xml:space="preserve">@usuario</w:t>
+      </w:r>
+      <w:r>
+        <w:t xml:space="preserve">), explicando o conflito.</w:t>
+      </w:r>
+    </w:p>
+    <w:p>
+      <w:pPr>
+        <w:pStyle w:val="Compact"/>
+        <w:numPr>
+          <w:ilvl w:val="0"/>
+          <w:numId w:val="1004"/>
+        </w:numPr>
+      </w:pPr>
+      <w:r>
+        <w:t xml:space="preserve">Decidam juntos qual comportamento final é o correto — geralmente é uma conversa de 2 minutos, não um problema técnico.</w:t>
+      </w:r>
+    </w:p>
+    <w:p>
+      <w:pPr>
+        <w:pStyle w:val="Compact"/>
+        <w:numPr>
+          <w:ilvl w:val="0"/>
+          <w:numId w:val="1004"/>
+        </w:numPr>
+      </w:pPr>
+      <w:r>
+        <w:t xml:space="preserve">Se a decisão for grande o suficiente para mudar o escopo da tarefa, atualizem a Issue correspondente no backlog para refletir a decisão.</w:t>
+      </w:r>
+    </w:p>
+    <w:p>
+      <w:pPr>
+        <w:pStyle w:val="Compact"/>
+        <w:numPr>
+          <w:ilvl w:val="0"/>
+          <w:numId w:val="1004"/>
+        </w:numPr>
       </w:pPr>
       <w:r>
         <w:t xml:space="preserve">Documentem o motivo da escolha no próprio commit de resolução (</w:t>
@@ -3994,7 +4029,13 @@
         <w:t xml:space="preserve">), para quem revisar o PR entender o raciocínio sem precisar perguntar.</w:t>
       </w:r>
     </w:p>
-    <w:sectPr/>
+    <w:bookmarkEnd w:id="19"/>
+    <w:bookmarkEnd w:id="20"/>
+    <w:sectPr>
+      <w:footnotePr>
+        <w:numRestart w:val="eachSect"/>
+      </w:footnotePr>
+    </w:sectPr>
   </w:body>
 </w:document>
 </file>
@@ -4025,17 +4066,14 @@
 <file path=word/numbering.xml><?xml version="1.0" encoding="utf-8"?>
 <w:numbering xmlns:w="http://schemas.openxmlformats.org/wordprocessingml/2006/main">
   <w:abstractNum w:abstractNumId="990">
-    <w:nsid w:val="2c1ae401"/>
+    <w:nsid w:val="0000A990"/>
     <w:multiLevelType w:val="multilevel"/>
     <w:lvl w:ilvl="0">
       <w:numFmt w:val="bullet"/>
       <w:lvlText w:val=" "/>
       <w:lvlJc w:val="left"/>
       <w:pPr>
-        <w:tabs>
-          <w:tab w:val="num" w:pos="0"/>
-        </w:tabs>
-        <w:ind w:left="480" w:hanging="480"/>
+        <w:ind w:left="720" w:hanging="360"/>
       </w:pPr>
     </w:lvl>
     <w:lvl w:ilvl="1">
@@ -4043,10 +4081,7 @@
       <w:lvlText w:val=" "/>
       <w:lvlJc w:val="left"/>
       <w:pPr>
-        <w:tabs>
-          <w:tab w:val="num" w:pos="720"/>
-        </w:tabs>
-        <w:ind w:left="1200" w:hanging="480"/>
+        <w:ind w:left="1440" w:hanging="360"/>
       </w:pPr>
     </w:lvl>
     <w:lvl w:ilvl="2">
@@ -4054,10 +4089,7 @@
       <w:lvlText w:val=" "/>
       <w:lvlJc w:val="left"/>
       <w:pPr>
-        <w:tabs>
-          <w:tab w:val="num" w:pos="1440"/>
-        </w:tabs>
-        <w:ind w:left="1920" w:hanging="480"/>
+        <w:ind w:left="2160" w:hanging="360"/>
       </w:pPr>
     </w:lvl>
     <w:lvl w:ilvl="3">
@@ -4065,10 +4097,7 @@
       <w:lvlText w:val=" "/>
       <w:lvlJc w:val="left"/>
       <w:pPr>
-        <w:tabs>
-          <w:tab w:val="num" w:pos="2160"/>
-        </w:tabs>
-        <w:ind w:left="2640" w:hanging="480"/>
+        <w:ind w:left="2880" w:hanging="360"/>
       </w:pPr>
     </w:lvl>
     <w:lvl w:ilvl="4">
@@ -4076,10 +4105,7 @@
       <w:lvlText w:val=" "/>
       <w:lvlJc w:val="left"/>
       <w:pPr>
-        <w:tabs>
-          <w:tab w:val="num" w:pos="2880"/>
-        </w:tabs>
-        <w:ind w:left="3360" w:hanging="480"/>
+        <w:ind w:left="3600" w:hanging="360"/>
       </w:pPr>
     </w:lvl>
     <w:lvl w:ilvl="5">
@@ -4087,10 +4113,7 @@
       <w:lvlText w:val=" "/>
       <w:lvlJc w:val="left"/>
       <w:pPr>
-        <w:tabs>
-          <w:tab w:val="num" w:pos="3600"/>
-        </w:tabs>
-        <w:ind w:left="4080" w:hanging="480"/>
+        <w:ind w:left="4320" w:hanging="360"/>
       </w:pPr>
     </w:lvl>
     <w:lvl w:ilvl="6">
@@ -4098,10 +4121,7 @@
       <w:lvlText w:val=" "/>
       <w:lvlJc w:val="left"/>
       <w:pPr>
-        <w:tabs>
-          <w:tab w:val="num" w:pos="4320"/>
-        </w:tabs>
-        <w:ind w:left="4800" w:hanging="480"/>
+        <w:ind w:left="5040" w:hanging="360"/>
       </w:pPr>
     </w:lvl>
     <w:lvl w:ilvl="7">
@@ -4109,10 +4129,7 @@
       <w:lvlText w:val=" "/>
       <w:lvlJc w:val="left"/>
       <w:pPr>
-        <w:tabs>
-          <w:tab w:val="num" w:pos="5040"/>
-        </w:tabs>
-        <w:ind w:left="5520" w:hanging="480"/>
+        <w:ind w:left="5760" w:hanging="360"/>
       </w:pPr>
     </w:lvl>
     <w:lvl w:ilvl="8">
@@ -4120,118 +4137,115 @@
       <w:lvlText w:val=" "/>
       <w:lvlJc w:val="left"/>
       <w:pPr>
-        <w:tabs>
-          <w:tab w:val="num" w:pos="5760"/>
-        </w:tabs>
-        <w:ind w:left="6240" w:hanging="480"/>
+        <w:ind w:left="6480" w:hanging="360"/>
       </w:pPr>
     </w:lvl>
   </w:abstractNum>
   <w:abstractNum w:abstractNumId="991">
-    <w:nsid w:val="ea454b4c"/>
+    <w:nsid w:val="0000A991"/>
     <w:multiLevelType w:val="multilevel"/>
     <w:lvl w:ilvl="0">
       <w:numFmt w:val="bullet"/>
-      <w:lvlText w:val="•"/>
+      <w:lvlText w:val=""/>
       <w:lvlJc w:val="left"/>
       <w:pPr>
-        <w:tabs>
-          <w:tab w:val="num" w:pos="0"/>
-        </w:tabs>
-        <w:ind w:left="480" w:hanging="480"/>
-      </w:pPr>
+        <w:ind w:left="720" w:hanging="360"/>
+      </w:pPr>
+      <w:rPr>
+        <w:rFonts w:ascii="Symbol" w:hAnsi="Symbol" w:cs="Symbol" w:hint="default"/>
+      </w:rPr>
     </w:lvl>
     <w:lvl w:ilvl="1">
       <w:numFmt w:val="bullet"/>
-      <w:lvlText w:val="–"/>
+      <w:lvlText w:val="o"/>
       <w:lvlJc w:val="left"/>
       <w:pPr>
-        <w:tabs>
-          <w:tab w:val="num" w:pos="720"/>
-        </w:tabs>
-        <w:ind w:left="1200" w:hanging="480"/>
-      </w:pPr>
+        <w:ind w:left="1440" w:hanging="360"/>
+      </w:pPr>
+      <w:rPr>
+        <w:rFonts w:ascii="Courier New" w:hAnsi="Courier New" w:cs="Courier New" w:hint="default"/>
+      </w:rPr>
     </w:lvl>
     <w:lvl w:ilvl="2">
       <w:numFmt w:val="bullet"/>
-      <w:lvlText w:val="•"/>
+      <w:lvlText w:val=""/>
       <w:lvlJc w:val="left"/>
       <w:pPr>
-        <w:tabs>
-          <w:tab w:val="num" w:pos="1440"/>
-        </w:tabs>
-        <w:ind w:left="1920" w:hanging="480"/>
-      </w:pPr>
+        <w:ind w:left="2160" w:hanging="360"/>
+      </w:pPr>
+      <w:rPr>
+        <w:rFonts w:ascii="Wingdings" w:hAnsi="Wingdings" w:cs="Wingdings" w:hint="default"/>
+      </w:rPr>
     </w:lvl>
     <w:lvl w:ilvl="3">
       <w:numFmt w:val="bullet"/>
-      <w:lvlText w:val="–"/>
+      <w:lvlText w:val=""/>
       <w:lvlJc w:val="left"/>
       <w:pPr>
-        <w:tabs>
-          <w:tab w:val="num" w:pos="2160"/>
-        </w:tabs>
-        <w:ind w:left="2640" w:hanging="480"/>
-      </w:pPr>
+        <w:ind w:left="2880" w:hanging="360"/>
+      </w:pPr>
+      <w:rPr>
+        <w:rFonts w:ascii="Symbol" w:hAnsi="Symbol" w:cs="Symbol" w:hint="default"/>
+      </w:rPr>
     </w:lvl>
     <w:lvl w:ilvl="4">
       <w:numFmt w:val="bullet"/>
-      <w:lvlText w:val="•"/>
+      <w:lvlText w:val="o"/>
       <w:lvlJc w:val="left"/>
       <w:pPr>
-        <w:tabs>
-          <w:tab w:val="num" w:pos="2880"/>
-        </w:tabs>
-        <w:ind w:left="3360" w:hanging="480"/>
-      </w:pPr>
+        <w:ind w:left="3600" w:hanging="360"/>
+      </w:pPr>
+      <w:rPr>
+        <w:rFonts w:ascii="Courier New" w:hAnsi="Courier New" w:cs="Courier New" w:hint="default"/>
+      </w:rPr>
     </w:lvl>
     <w:lvl w:ilvl="5">
       <w:numFmt w:val="bullet"/>
-      <w:lvlText w:val="–"/>
+      <w:lvlText w:val=""/>
       <w:lvlJc w:val="left"/>
       <w:pPr>
-        <w:tabs>
-          <w:tab w:val="num" w:pos="3600"/>
-        </w:tabs>
-        <w:ind w:left="4080" w:hanging="480"/>
-      </w:pPr>
+        <w:ind w:left="4320" w:hanging="360"/>
+      </w:pPr>
+      <w:rPr>
+        <w:rFonts w:ascii="Wingdings" w:hAnsi="Wingdings" w:cs="Wingdings" w:hint="default"/>
+      </w:rPr>
     </w:lvl>
     <w:lvl w:ilvl="6">
       <w:numFmt w:val="bullet"/>
-      <w:lvlText w:val="•"/>
+      <w:lvlText w:val=""/>
       <w:lvlJc w:val="left"/>
       <w:pPr>
-        <w:tabs>
-          <w:tab w:val="num" w:pos="4320"/>
-        </w:tabs>
-        <w:ind w:left="4800" w:hanging="480"/>
-      </w:pPr>
+        <w:ind w:left="5040" w:hanging="360"/>
+      </w:pPr>
+      <w:rPr>
+        <w:rFonts w:ascii="Symbol" w:hAnsi="Symbol" w:cs="Symbol" w:hint="default"/>
+      </w:rPr>
     </w:lvl>
     <w:lvl w:ilvl="7">
       <w:numFmt w:val="bullet"/>
-      <w:lvlText w:val="–"/>
+      <w:lvlText w:val="o"/>
       <w:lvlJc w:val="left"/>
       <w:pPr>
-        <w:tabs>
-          <w:tab w:val="num" w:pos="5040"/>
-        </w:tabs>
-        <w:ind w:left="5520" w:hanging="480"/>
-      </w:pPr>
+        <w:ind w:left="5760" w:hanging="360"/>
+      </w:pPr>
+      <w:rPr>
+        <w:rFonts w:ascii="Courier New" w:hAnsi="Courier New" w:cs="Courier New" w:hint="default"/>
+      </w:rPr>
     </w:lvl>
     <w:lvl w:ilvl="8">
       <w:numFmt w:val="bullet"/>
-      <w:lvlText w:val="•"/>
+      <w:lvlText w:val=""/>
       <w:lvlJc w:val="left"/>
       <w:pPr>
-        <w:tabs>
-          <w:tab w:val="num" w:pos="5760"/>
-        </w:tabs>
-        <w:ind w:left="6240" w:hanging="480"/>
-      </w:pPr>
+        <w:ind w:left="6480" w:hanging="360"/>
+      </w:pPr>
+      <w:rPr>
+        <w:rFonts w:ascii="Wingdings" w:hAnsi="Wingdings" w:cs="Wingdings" w:hint="default"/>
+      </w:rPr>
     </w:lvl>
   </w:abstractNum>
   <w:abstractNum w:abstractNumId="99411">
-    <w:nsid w:val="71315dca"/>
+    <w:nsid w:val="00A99411"/>
     <w:multiLevelType w:val="multilevel"/>
     <w:lvl w:ilvl="0">
       <w:start w:val="1"/>
@@ -4239,10 +4253,7 @@
       <w:lvlText w:val="%1."/>
       <w:lvlJc w:val="left"/>
       <w:pPr>
-        <w:tabs>
-          <w:tab w:val="num" w:pos="0"/>
-        </w:tabs>
-        <w:ind w:left="480" w:hanging="480"/>
+        <w:ind w:left="720" w:hanging="360"/>
       </w:pPr>
     </w:lvl>
     <w:lvl w:ilvl="1">
@@ -4251,10 +4262,7 @@
       <w:lvlText w:val="%2."/>
       <w:lvlJc w:val="left"/>
       <w:pPr>
-        <w:tabs>
-          <w:tab w:val="num" w:pos="720"/>
-        </w:tabs>
-        <w:ind w:left="1200" w:hanging="480"/>
+        <w:ind w:left="1440" w:hanging="360"/>
       </w:pPr>
     </w:lvl>
     <w:lvl w:ilvl="2">
@@ -4263,10 +4271,7 @@
       <w:lvlText w:val="%3."/>
       <w:lvlJc w:val="left"/>
       <w:pPr>
-        <w:tabs>
-          <w:tab w:val="num" w:pos="1440"/>
-        </w:tabs>
-        <w:ind w:left="1920" w:hanging="480"/>
+        <w:ind w:left="2160" w:hanging="360"/>
       </w:pPr>
     </w:lvl>
     <w:lvl w:ilvl="3">
@@ -4275,10 +4280,7 @@
       <w:lvlText w:val="%4."/>
       <w:lvlJc w:val="left"/>
       <w:pPr>
-        <w:tabs>
-          <w:tab w:val="num" w:pos="2160"/>
-        </w:tabs>
-        <w:ind w:left="2640" w:hanging="480"/>
+        <w:ind w:left="2880" w:hanging="360"/>
       </w:pPr>
     </w:lvl>
     <w:lvl w:ilvl="4">
@@ -4287,10 +4289,7 @@
       <w:lvlText w:val="%5."/>
       <w:lvlJc w:val="left"/>
       <w:pPr>
-        <w:tabs>
-          <w:tab w:val="num" w:pos="2880"/>
-        </w:tabs>
-        <w:ind w:left="3360" w:hanging="480"/>
+        <w:ind w:left="3600" w:hanging="360"/>
       </w:pPr>
     </w:lvl>
     <w:lvl w:ilvl="5">
@@ -4299,10 +4298,7 @@
       <w:lvlText w:val="%6."/>
       <w:lvlJc w:val="left"/>
       <w:pPr>
-        <w:tabs>
-          <w:tab w:val="num" w:pos="3600"/>
-        </w:tabs>
-        <w:ind w:left="4080" w:hanging="480"/>
+        <w:ind w:left="4320" w:hanging="360"/>
       </w:pPr>
     </w:lvl>
     <w:lvl w:ilvl="6">
@@ -4311,10 +4307,7 @@
       <w:lvlText w:val="%7."/>
       <w:lvlJc w:val="left"/>
       <w:pPr>
-        <w:tabs>
-          <w:tab w:val="num" w:pos="4320"/>
-        </w:tabs>
-        <w:ind w:left="4800" w:hanging="480"/>
+        <w:ind w:left="5040" w:hanging="360"/>
       </w:pPr>
     </w:lvl>
     <w:lvl w:ilvl="7">
@@ -4323,10 +4316,7 @@
       <w:lvlText w:val="%8."/>
       <w:lvlJc w:val="left"/>
       <w:pPr>
-        <w:tabs>
-          <w:tab w:val="num" w:pos="5040"/>
-        </w:tabs>
-        <w:ind w:left="5520" w:hanging="480"/>
+        <w:ind w:left="5760" w:hanging="360"/>
       </w:pPr>
     </w:lvl>
     <w:lvl w:ilvl="8">
@@ -4335,10 +4325,7 @@
       <w:lvlText w:val="%9."/>
       <w:lvlJc w:val="left"/>
       <w:pPr>
-        <w:tabs>
-          <w:tab w:val="num" w:pos="5760"/>
-        </w:tabs>
-        <w:ind w:left="6240" w:hanging="480"/>
+        <w:ind w:left="6480" w:hanging="360"/>
       </w:pPr>
     </w:lvl>
   </w:abstractNum>
@@ -4349,6 +4336,12 @@
     <w:abstractNumId w:val="991"/>
   </w:num>
   <w:num w:numId="1002">
+    <w:abstractNumId w:val="991"/>
+  </w:num>
+  <w:num w:numId="1003">
+    <w:abstractNumId w:val="991"/>
+  </w:num>
+  <w:num w:numId="1004">
     <w:abstractNumId w:val="99411"/>
     <w:lvlOverride w:ilvl="0">
       <w:startOverride w:val="1"/>
@@ -4386,10 +4379,10 @@
   <w:docDefaults>
     <w:rPrDefault>
       <w:rPr>
-        <w:rFonts w:asciiTheme="minorHAnsi" w:eastAsiaTheme="minorHAnsi" w:hAnsiTheme="minorHAnsi" w:cstheme="minorBidi"/>
+        <w:rFonts w:asciiTheme="minorHAnsi" w:cstheme="minorBidi" w:eastAsiaTheme="minorEastAsia" w:hAnsiTheme="minorHAnsi"/>
         <w:sz w:val="24"/>
         <w:szCs w:val="24"/>
-        <w:lang w:val="en-US" w:eastAsia="en-US" w:bidi="ar-SA"/>
+        <w:lang w:bidi="ar-SA" w:eastAsia="zh-CN" w:val="en-US"/>
       </w:rPr>
     </w:rPrDefault>
     <w:pPrDefault>
@@ -4398,91 +4391,145 @@
       </w:pPr>
     </w:pPrDefault>
   </w:docDefaults>
-  <w:latentStyles w:defLockedState="0" w:defUIPriority="0" w:defSemiHidden="0" w:defUnhideWhenUsed="0" w:defQFormat="0" w:count="276"/>
-  <w:style w:type="paragraph" w:default="1" w:styleId="Normal">
+  <w:latentStyles w:count="276" w:defLockedState="0" w:defQFormat="0" w:defSemiHidden="0" w:defUIPriority="0" w:defUnhideWhenUsed="0"/>
+  <w:style w:default="1" w:styleId="Normal" w:type="paragraph">
     <w:name w:val="Normal"/>
     <w:qFormat/>
   </w:style>
-  <w:style w:type="paragraph" w:styleId="BodyText">
+  <w:style w:styleId="BodyText" w:type="paragraph">
     <w:name w:val="Body Text"/>
     <w:basedOn w:val="Normal"/>
     <w:link w:val="BodyTextChar"/>
+    <w:qFormat/>
     <w:pPr>
-      <w:spacing w:before="180" w:after="180"/>
+      <w:spacing w:after="180" w:before="180"/>
     </w:pPr>
-    <w:qFormat/>
-  </w:style>
-  <w:style w:type="paragraph" w:customStyle="1" w:styleId="FirstParagraph">
+  </w:style>
+  <w:style w:customStyle="1" w:styleId="FirstParagraph" w:type="paragraph">
     <w:name w:val="First Paragraph"/>
     <w:basedOn w:val="BodyText"/>
     <w:next w:val="BodyText"/>
     <w:qFormat/>
   </w:style>
-  <w:style w:type="paragraph" w:customStyle="1" w:styleId="Compact">
+  <w:style w:customStyle="1" w:styleId="Compact" w:type="paragraph">
     <w:name w:val="Compact"/>
     <w:basedOn w:val="BodyText"/>
     <w:qFormat/>
     <w:pPr>
-      <w:spacing w:before="36" w:after="36"/>
+      <w:spacing w:after="36" w:before="36"/>
     </w:pPr>
   </w:style>
-  <w:style w:type="paragraph" w:styleId="Title">
+  <w:style w:styleId="Title" w:type="paragraph">
     <w:name w:val="Title"/>
     <w:basedOn w:val="Normal"/>
     <w:next w:val="BodyText"/>
+    <w:link w:val="TitleChar"/>
+    <w:uiPriority w:val="10"/>
     <w:qFormat/>
+    <w:rsid w:val="00A10FD9"/>
     <w:pPr>
-      <w:keepNext/>
-      <w:keepLines/>
-      <w:spacing w:before="480" w:after="240"/>
+      <w:spacing w:after="80" w:line="240" w:lineRule="auto"/>
+      <w:contextualSpacing/>
       <w:jc w:val="center"/>
     </w:pPr>
     <w:rPr>
-      <w:rFonts w:asciiTheme="majorHAnsi" w:eastAsiaTheme="majorEastAsia" w:hAnsiTheme="majorHAnsi" w:cstheme="majorBidi"/>
-      <w:b/>
-      <w:bCs/>
-      <w:color w:val="345A8A" w:themeColor="accent1" w:themeShade="B5"/>
-      <w:sz w:val="36"/>
-      <w:szCs w:val="36"/>
-    </w:rPr>
-  </w:style>
-  <w:style w:type="paragraph" w:styleId="Subtitle">
+      <w:rFonts w:asciiTheme="majorHAnsi" w:cstheme="majorBidi" w:eastAsiaTheme="majorEastAsia" w:hAnsiTheme="majorHAnsi"/>
+      <w:sz w:val="56"/>
+      <w:szCs w:val="56"/>
+    </w:rPr>
+  </w:style>
+  <w:style w:customStyle="1" w:styleId="TitleChar" w:type="character">
+    <w:name w:val="Title Char"/>
+    <w:basedOn w:val="DefaultParagraphFont"/>
+    <w:link w:val="Title"/>
+    <w:uiPriority w:val="10"/>
+    <w:rsid w:val="00A10FD9"/>
+    <w:rPr>
+      <w:rFonts w:asciiTheme="majorHAnsi" w:cstheme="majorBidi" w:eastAsiaTheme="majorEastAsia" w:hAnsiTheme="majorHAnsi"/>
+      <w:sz w:val="56"/>
+      <w:szCs w:val="56"/>
+    </w:rPr>
+  </w:style>
+  <w:style w:styleId="Subtitle" w:type="paragraph">
     <w:name w:val="Subtitle"/>
+    <w:basedOn w:val="Title"/>
+    <w:next w:val="BodyText"/>
+    <w:link w:val="SubtitleChar"/>
+    <w:uiPriority w:val="11"/>
+    <w:qFormat/>
+    <w:rsid w:val="00A10FD9"/>
+    <w:pPr>
+      <w:numPr>
+        <w:ilvl w:val="1"/>
+      </w:numPr>
+    </w:pPr>
+    <w:rPr>
+      <w:rFonts w:cstheme="majorBidi" w:eastAsiaTheme="majorEastAsia"/>
+      <w:spacing w:val="15"/>
+      <w:sz w:val="28"/>
+      <w:szCs w:val="28"/>
+    </w:rPr>
+  </w:style>
+  <w:style w:customStyle="1" w:styleId="SubtitleChar" w:type="character">
+    <w:name w:val="Subtitle Char"/>
+    <w:basedOn w:val="DefaultParagraphFont"/>
+    <w:link w:val="Subtitle"/>
+    <w:uiPriority w:val="11"/>
+    <w:rsid w:val="00A10FD9"/>
+    <w:rPr>
+      <w:rFonts w:cstheme="majorBidi" w:eastAsiaTheme="majorEastAsia"/>
+      <w:color w:themeColor="text1" w:themeTint="A6" w:val="595959"/>
+      <w:spacing w:val="15"/>
+      <w:sz w:val="28"/>
+      <w:szCs w:val="28"/>
+    </w:rPr>
+  </w:style>
+  <w:style w:customStyle="1" w:styleId="Author" w:type="paragraph">
+    <w:name w:val="Author"/>
     <w:basedOn w:val="Title"/>
     <w:next w:val="BodyText"/>
     <w:qFormat/>
     <w:pPr>
       <w:keepNext/>
       <w:keepLines/>
-      <w:spacing w:before="240" w:after="240"/>
-      <w:jc w:val="center"/>
     </w:pPr>
     <w:rPr>
-      <w:sz w:val="30"/>
-      <w:szCs w:val="30"/>
-    </w:rPr>
-  </w:style>
-  <w:style w:type="paragraph" w:customStyle="1" w:styleId="Author">
-    <w:name w:val="Author"/>
+      <w:sz w:val="24"/>
+      <w:szCs w:val="24"/>
+    </w:rPr>
+  </w:style>
+  <w:style w:styleId="Date" w:type="paragraph">
+    <w:name w:val="Date"/>
+    <w:basedOn w:val="Title"/>
     <w:next w:val="BodyText"/>
     <w:qFormat/>
     <w:pPr>
       <w:keepNext/>
       <w:keepLines/>
-      <w:jc w:val="center"/>
     </w:pPr>
-  </w:style>
-  <w:style w:type="paragraph" w:styleId="Date">
-    <w:name w:val="Date"/>
-    <w:next w:val="BodyText"/>
+    <w:rPr>
+      <w:sz w:val="24"/>
+      <w:szCs w:val="24"/>
+    </w:rPr>
+  </w:style>
+  <w:style w:customStyle="1" w:styleId="AbstractTitle" w:type="paragraph">
+    <w:name w:val="Abstract Title"/>
+    <w:basedOn w:val="Normal"/>
+    <w:next w:val="Abstract"/>
     <w:qFormat/>
     <w:pPr>
       <w:keepNext/>
       <w:keepLines/>
+      <w:spacing w:after="0" w:before="300"/>
       <w:jc w:val="center"/>
     </w:pPr>
-  </w:style>
-  <w:style w:type="paragraph" w:customStyle="1" w:styleId="Abstract">
+    <w:rPr>
+      <w:b/>
+      <w:sz w:val="20"/>
+      <w:szCs w:val="20"/>
+    </w:rPr>
+  </w:style>
+  <w:style w:customStyle="1" w:styleId="Abstract" w:type="paragraph">
     <w:name w:val="Abstract"/>
     <w:basedOn w:val="Normal"/>
     <w:next w:val="BodyText"/>
@@ -4490,14 +4537,14 @@
     <w:pPr>
       <w:keepNext/>
       <w:keepLines/>
-      <w:spacing w:before="300" w:after="300"/>
+      <w:spacing w:after="300" w:before="100"/>
     </w:pPr>
     <w:rPr>
       <w:sz w:val="20"/>
       <w:szCs w:val="20"/>
     </w:rPr>
   </w:style>
-  <w:style w:type="paragraph" w:styleId="Bibliography">
+  <w:style w:styleId="Bibliography" w:type="paragraph">
     <w:name w:val="Bibliography"/>
     <w:basedOn w:val="Normal"/>
     <w:next w:val="Bibliography"/>
@@ -4505,195 +4552,325 @@
     <w:pPr/>
     <w:rPr/>
   </w:style>
-  <w:style w:type="paragraph" w:styleId="Heading1">
-    <w:name w:val="Heading 1"/>
+  <w:style w:styleId="Heading1" w:type="paragraph">
+    <w:name w:val="heading 1"/>
     <w:basedOn w:val="Normal"/>
     <w:next w:val="BodyText"/>
+    <w:link w:val="Heading1Char"/>
     <w:uiPriority w:val="9"/>
     <w:qFormat/>
+    <w:rsid w:val="00A10FD9"/>
     <w:pPr>
       <w:keepNext/>
       <w:keepLines/>
-      <w:spacing w:before="480" w:after="0"/>
+      <w:spacing w:after="80" w:before="360"/>
       <w:outlineLvl w:val="0"/>
     </w:pPr>
     <w:rPr>
-      <w:rFonts w:asciiTheme="majorHAnsi" w:eastAsiaTheme="majorEastAsia" w:hAnsiTheme="majorHAnsi" w:cstheme="majorBidi"/>
-      <w:b/>
-      <w:bCs/>
-      <w:color w:val="4F81BD" w:themeColor="accent1"/>
-      <w:sz w:val="32"/>
-      <w:szCs w:val="32"/>
-    </w:rPr>
-  </w:style>
-  <w:style w:type="paragraph" w:styleId="Heading2">
-    <w:name w:val="Heading 2"/>
+      <w:rFonts w:asciiTheme="majorHAnsi" w:cstheme="majorBidi" w:eastAsiaTheme="majorEastAsia" w:hAnsiTheme="majorHAnsi"/>
+      <w:color w:themeColor="accent1" w:themeShade="BF" w:val="0F4761"/>
+      <w:sz w:val="40"/>
+      <w:szCs w:val="40"/>
+    </w:rPr>
+  </w:style>
+  <w:style w:styleId="Heading2" w:type="paragraph">
+    <w:name w:val="heading 2"/>
     <w:basedOn w:val="Normal"/>
     <w:next w:val="BodyText"/>
+    <w:link w:val="Heading2Char"/>
     <w:uiPriority w:val="9"/>
+    <w:semiHidden/>
     <w:unhideWhenUsed/>
     <w:qFormat/>
+    <w:rsid w:val="00A10FD9"/>
     <w:pPr>
       <w:keepNext/>
       <w:keepLines/>
-      <w:spacing w:before="200" w:after="0"/>
+      <w:spacing w:after="80" w:before="160"/>
       <w:outlineLvl w:val="1"/>
     </w:pPr>
     <w:rPr>
-      <w:rFonts w:asciiTheme="majorHAnsi" w:eastAsiaTheme="majorEastAsia" w:hAnsiTheme="majorHAnsi" w:cstheme="majorBidi"/>
-      <w:b/>
-      <w:bCs/>
-      <w:color w:val="4F81BD" w:themeColor="accent1"/>
-      <w:sz w:val="28"/>
-      <w:szCs w:val="28"/>
-    </w:rPr>
-  </w:style>
-  <w:style w:type="paragraph" w:styleId="Heading3">
-    <w:name w:val="Heading 3"/>
+      <w:rFonts w:asciiTheme="majorHAnsi" w:cstheme="majorBidi" w:eastAsiaTheme="majorEastAsia" w:hAnsiTheme="majorHAnsi"/>
+      <w:color w:themeColor="accent1" w:themeShade="BF" w:val="0F4761"/>
+      <w:sz w:val="32"/>
+      <w:szCs w:val="32"/>
+    </w:rPr>
+  </w:style>
+  <w:style w:styleId="Heading3" w:type="paragraph">
+    <w:name w:val="heading 3"/>
     <w:basedOn w:val="Normal"/>
     <w:next w:val="BodyText"/>
+    <w:link w:val="Heading3Char"/>
     <w:uiPriority w:val="9"/>
+    <w:semiHidden/>
     <w:unhideWhenUsed/>
     <w:qFormat/>
+    <w:rsid w:val="00A10FD9"/>
     <w:pPr>
       <w:keepNext/>
       <w:keepLines/>
-      <w:spacing w:before="200" w:after="0"/>
+      <w:spacing w:after="80" w:before="160"/>
       <w:outlineLvl w:val="2"/>
     </w:pPr>
     <w:rPr>
-      <w:rFonts w:asciiTheme="majorHAnsi" w:eastAsiaTheme="majorEastAsia" w:hAnsiTheme="majorHAnsi" w:cstheme="majorBidi"/>
-      <w:b/>
-      <w:bCs/>
-      <w:color w:val="4F81BD" w:themeColor="accent1"/>
-      <w:sz w:val="24"/>
-      <w:szCs w:val="24"/>
-    </w:rPr>
-  </w:style>
-  <w:style w:type="paragraph" w:styleId="Heading4">
-    <w:name w:val="Heading 4"/>
+      <w:rFonts w:cstheme="majorBidi" w:eastAsiaTheme="majorEastAsia"/>
+      <w:color w:themeColor="accent1" w:themeShade="BF" w:val="0F4761"/>
+      <w:sz w:val="28"/>
+      <w:szCs w:val="28"/>
+    </w:rPr>
+  </w:style>
+  <w:style w:styleId="Heading4" w:type="paragraph">
+    <w:name w:val="heading 4"/>
     <w:basedOn w:val="Normal"/>
     <w:next w:val="BodyText"/>
+    <w:link w:val="Heading4Char"/>
     <w:uiPriority w:val="9"/>
+    <w:semiHidden/>
     <w:unhideWhenUsed/>
     <w:qFormat/>
+    <w:rsid w:val="00A10FD9"/>
     <w:pPr>
       <w:keepNext/>
       <w:keepLines/>
-      <w:spacing w:before="200" w:after="0"/>
+      <w:spacing w:after="40" w:before="80"/>
       <w:outlineLvl w:val="3"/>
     </w:pPr>
     <w:rPr>
-      <w:rFonts w:asciiTheme="majorHAnsi" w:eastAsiaTheme="majorEastAsia" w:hAnsiTheme="majorHAnsi" w:cstheme="majorBidi"/>
+      <w:rFonts w:cstheme="majorBidi" w:eastAsiaTheme="majorEastAsia"/>
       <w:i/>
-      <w:bCs/>
-      <w:color w:val="4F81BD" w:themeColor="accent1"/>
-      <w:sz w:val="24"/>
-      <w:szCs w:val="24"/>
-    </w:rPr>
-  </w:style>
-  <w:style w:type="paragraph" w:styleId="Heading5">
-    <w:name w:val="Heading 5"/>
+      <w:iCs/>
+      <w:color w:themeColor="accent1" w:themeShade="BF" w:val="0F4761"/>
+    </w:rPr>
+  </w:style>
+  <w:style w:styleId="Heading5" w:type="paragraph">
+    <w:name w:val="heading 5"/>
     <w:basedOn w:val="Normal"/>
     <w:next w:val="BodyText"/>
+    <w:link w:val="Heading5Char"/>
     <w:uiPriority w:val="9"/>
+    <w:semiHidden/>
     <w:unhideWhenUsed/>
     <w:qFormat/>
+    <w:rsid w:val="00A10FD9"/>
     <w:pPr>
       <w:keepNext/>
       <w:keepLines/>
-      <w:spacing w:before="200" w:after="0"/>
+      <w:spacing w:after="40" w:before="80"/>
       <w:outlineLvl w:val="4"/>
     </w:pPr>
     <w:rPr>
-      <w:rFonts w:asciiTheme="majorHAnsi" w:eastAsiaTheme="majorEastAsia" w:hAnsiTheme="majorHAnsi" w:cstheme="majorBidi"/>
-      <w:iCs/>
-      <w:color w:val="4F81BD" w:themeColor="accent1"/>
-      <w:sz w:val="24"/>
-      <w:szCs w:val="24"/>
-    </w:rPr>
-  </w:style>
-  <w:style w:type="paragraph" w:styleId="Heading6">
-    <w:name w:val="Heading 6"/>
+      <w:rFonts w:cstheme="majorBidi" w:eastAsiaTheme="majorEastAsia"/>
+      <w:color w:themeColor="accent1" w:themeShade="BF" w:val="0F4761"/>
+    </w:rPr>
+  </w:style>
+  <w:style w:styleId="Heading6" w:type="paragraph">
+    <w:name w:val="heading 6"/>
     <w:basedOn w:val="Normal"/>
     <w:next w:val="BodyText"/>
+    <w:link w:val="Heading6Char"/>
     <w:uiPriority w:val="9"/>
+    <w:semiHidden/>
     <w:unhideWhenUsed/>
     <w:qFormat/>
+    <w:rsid w:val="00A10FD9"/>
     <w:pPr>
       <w:keepNext/>
       <w:keepLines/>
-      <w:spacing w:before="200" w:after="0"/>
+      <w:spacing w:after="0" w:before="40"/>
       <w:outlineLvl w:val="5"/>
     </w:pPr>
     <w:rPr>
-      <w:rFonts w:asciiTheme="majorHAnsi" w:eastAsiaTheme="majorEastAsia" w:hAnsiTheme="majorHAnsi" w:cstheme="majorBidi"/>
-      <w:color w:val="4F81BD" w:themeColor="accent1"/>
-      <w:sz w:val="24"/>
-      <w:szCs w:val="24"/>
-    </w:rPr>
-  </w:style>
-  <w:style w:type="paragraph" w:styleId="Heading7">
-    <w:name w:val="Heading 7"/>
+      <w:rFonts w:cstheme="majorBidi" w:eastAsiaTheme="majorEastAsia"/>
+      <w:i/>
+      <w:iCs/>
+      <w:color w:themeColor="text1" w:themeTint="A6" w:val="595959"/>
+    </w:rPr>
+  </w:style>
+  <w:style w:styleId="Heading7" w:type="paragraph">
+    <w:name w:val="heading 7"/>
     <w:basedOn w:val="Normal"/>
     <w:next w:val="BodyText"/>
+    <w:link w:val="Heading7Char"/>
     <w:uiPriority w:val="9"/>
+    <w:semiHidden/>
     <w:unhideWhenUsed/>
     <w:qFormat/>
+    <w:rsid w:val="00A10FD9"/>
     <w:pPr>
       <w:keepNext/>
       <w:keepLines/>
-      <w:spacing w:before="200" w:after="0"/>
+      <w:spacing w:after="0" w:before="40"/>
       <w:outlineLvl w:val="6"/>
     </w:pPr>
     <w:rPr>
-      <w:rFonts w:asciiTheme="majorHAnsi" w:eastAsiaTheme="majorEastAsia" w:hAnsiTheme="majorHAnsi" w:cstheme="majorBidi"/>
-      <w:color w:val="4F81BD" w:themeColor="accent1"/>
-      <w:sz w:val="24"/>
-      <w:szCs w:val="24"/>
-    </w:rPr>
-  </w:style>
-  <w:style w:type="paragraph" w:styleId="Heading8">
-    <w:name w:val="Heading 8"/>
+      <w:rFonts w:cstheme="majorBidi" w:eastAsiaTheme="majorEastAsia"/>
+      <w:color w:themeColor="text1" w:themeTint="A6" w:val="595959"/>
+    </w:rPr>
+  </w:style>
+  <w:style w:styleId="Heading8" w:type="paragraph">
+    <w:name w:val="heading 8"/>
     <w:basedOn w:val="Normal"/>
     <w:next w:val="BodyText"/>
+    <w:link w:val="Heading8Char"/>
     <w:uiPriority w:val="9"/>
+    <w:semiHidden/>
     <w:unhideWhenUsed/>
     <w:qFormat/>
+    <w:rsid w:val="00A10FD9"/>
     <w:pPr>
       <w:keepNext/>
       <w:keepLines/>
-      <w:spacing w:before="200" w:after="0"/>
+      <w:spacing w:after="0"/>
       <w:outlineLvl w:val="7"/>
     </w:pPr>
     <w:rPr>
-      <w:rFonts w:asciiTheme="majorHAnsi" w:eastAsiaTheme="majorEastAsia" w:hAnsiTheme="majorHAnsi" w:cstheme="majorBidi"/>
-      <w:color w:val="4F81BD" w:themeColor="accent1"/>
-      <w:sz w:val="24"/>
-      <w:szCs w:val="24"/>
-    </w:rPr>
-  </w:style>
-  <w:style w:type="paragraph" w:styleId="Heading9">
-    <w:name w:val="Heading 9"/>
+      <w:rFonts w:cstheme="majorBidi" w:eastAsiaTheme="majorEastAsia"/>
+      <w:i/>
+      <w:iCs/>
+      <w:color w:themeColor="text1" w:themeTint="D8" w:val="272727"/>
+    </w:rPr>
+  </w:style>
+  <w:style w:styleId="Heading9" w:type="paragraph">
+    <w:name w:val="heading 9"/>
     <w:basedOn w:val="Normal"/>
     <w:next w:val="BodyText"/>
+    <w:link w:val="Heading9Char"/>
     <w:uiPriority w:val="9"/>
+    <w:semiHidden/>
     <w:unhideWhenUsed/>
     <w:qFormat/>
+    <w:rsid w:val="00A10FD9"/>
     <w:pPr>
       <w:keepNext/>
       <w:keepLines/>
-      <w:spacing w:before="200" w:after="0"/>
+      <w:spacing w:after="0"/>
       <w:outlineLvl w:val="8"/>
     </w:pPr>
     <w:rPr>
-      <w:rFonts w:asciiTheme="majorHAnsi" w:eastAsiaTheme="majorEastAsia" w:hAnsiTheme="majorHAnsi" w:cstheme="majorBidi"/>
-      <w:color w:val="4F81BD" w:themeColor="accent1"/>
-      <w:sz w:val="24"/>
-      <w:szCs w:val="24"/>
-    </w:rPr>
-  </w:style>
-  <w:style w:type="paragraph" w:styleId="BlockText">
+      <w:rFonts w:cstheme="majorBidi" w:eastAsiaTheme="majorEastAsia"/>
+      <w:color w:themeColor="text1" w:themeTint="D8" w:val="272727"/>
+    </w:rPr>
+  </w:style>
+  <w:style w:customStyle="1" w:styleId="Heading1Char" w:type="character">
+    <w:name w:val="Heading 1 Char"/>
+    <w:basedOn w:val="DefaultParagraphFont"/>
+    <w:link w:val="Heading1"/>
+    <w:uiPriority w:val="9"/>
+    <w:rsid w:val="00A10FD9"/>
+    <w:rPr>
+      <w:rFonts w:asciiTheme="majorHAnsi" w:cstheme="majorBidi" w:eastAsiaTheme="majorEastAsia" w:hAnsiTheme="majorHAnsi"/>
+      <w:color w:themeColor="accent1" w:themeShade="BF" w:val="0F4761"/>
+      <w:sz w:val="40"/>
+      <w:szCs w:val="40"/>
+    </w:rPr>
+  </w:style>
+  <w:style w:customStyle="1" w:styleId="Heading2Char" w:type="character">
+    <w:name w:val="Heading 2 Char"/>
+    <w:basedOn w:val="DefaultParagraphFont"/>
+    <w:link w:val="Heading2"/>
+    <w:uiPriority w:val="9"/>
+    <w:semiHidden/>
+    <w:rsid w:val="00A10FD9"/>
+    <w:rPr>
+      <w:rFonts w:asciiTheme="majorHAnsi" w:cstheme="majorBidi" w:eastAsiaTheme="majorEastAsia" w:hAnsiTheme="majorHAnsi"/>
+      <w:color w:themeColor="accent1" w:themeShade="BF" w:val="0F4761"/>
+      <w:sz w:val="32"/>
+      <w:szCs w:val="32"/>
+    </w:rPr>
+  </w:style>
+  <w:style w:customStyle="1" w:styleId="Heading3Char" w:type="character">
+    <w:name w:val="Heading 3 Char"/>
+    <w:basedOn w:val="DefaultParagraphFont"/>
+    <w:link w:val="Heading3"/>
+    <w:uiPriority w:val="9"/>
+    <w:semiHidden/>
+    <w:rsid w:val="00A10FD9"/>
+    <w:rPr>
+      <w:rFonts w:cstheme="majorBidi" w:eastAsiaTheme="majorEastAsia"/>
+      <w:color w:themeColor="accent1" w:themeShade="BF" w:val="0F4761"/>
+      <w:sz w:val="28"/>
+      <w:szCs w:val="28"/>
+    </w:rPr>
+  </w:style>
+  <w:style w:customStyle="1" w:styleId="Heading4Char" w:type="character">
+    <w:name w:val="Heading 4 Char"/>
+    <w:basedOn w:val="DefaultParagraphFont"/>
+    <w:link w:val="Heading4"/>
+    <w:uiPriority w:val="9"/>
+    <w:semiHidden/>
+    <w:rsid w:val="00A10FD9"/>
+    <w:rPr>
+      <w:rFonts w:cstheme="majorBidi" w:eastAsiaTheme="majorEastAsia"/>
+      <w:i/>
+      <w:iCs/>
+      <w:color w:themeColor="accent1" w:themeShade="BF" w:val="0F4761"/>
+    </w:rPr>
+  </w:style>
+  <w:style w:customStyle="1" w:styleId="Heading5Char" w:type="character">
+    <w:name w:val="Heading 5 Char"/>
+    <w:basedOn w:val="DefaultParagraphFont"/>
+    <w:link w:val="Heading5"/>
+    <w:uiPriority w:val="9"/>
+    <w:semiHidden/>
+    <w:rsid w:val="00A10FD9"/>
+    <w:rPr>
+      <w:rFonts w:cstheme="majorBidi" w:eastAsiaTheme="majorEastAsia"/>
+      <w:color w:themeColor="accent1" w:themeShade="BF" w:val="0F4761"/>
+    </w:rPr>
+  </w:style>
+  <w:style w:customStyle="1" w:styleId="Heading6Char" w:type="character">
+    <w:name w:val="Heading 6 Char"/>
+    <w:basedOn w:val="DefaultParagraphFont"/>
+    <w:link w:val="Heading6"/>
+    <w:uiPriority w:val="9"/>
+    <w:semiHidden/>
+    <w:rsid w:val="00A10FD9"/>
+    <w:rPr>
+      <w:rFonts w:cstheme="majorBidi" w:eastAsiaTheme="majorEastAsia"/>
+      <w:i/>
+      <w:iCs/>
+      <w:color w:themeColor="text1" w:themeTint="A6" w:val="595959"/>
+    </w:rPr>
+  </w:style>
+  <w:style w:customStyle="1" w:styleId="Heading7Char" w:type="character">
+    <w:name w:val="Heading 7 Char"/>
+    <w:basedOn w:val="DefaultParagraphFont"/>
+    <w:link w:val="Heading7"/>
+    <w:uiPriority w:val="9"/>
+    <w:semiHidden/>
+    <w:rsid w:val="00A10FD9"/>
+    <w:rPr>
+      <w:rFonts w:cstheme="majorBidi" w:eastAsiaTheme="majorEastAsia"/>
+      <w:color w:themeColor="text1" w:themeTint="A6" w:val="595959"/>
+    </w:rPr>
+  </w:style>
+  <w:style w:customStyle="1" w:styleId="Heading8Char" w:type="character">
+    <w:name w:val="Heading 8 Char"/>
+    <w:basedOn w:val="DefaultParagraphFont"/>
+    <w:link w:val="Heading8"/>
+    <w:uiPriority w:val="9"/>
+    <w:semiHidden/>
+    <w:rsid w:val="00A10FD9"/>
+    <w:rPr>
+      <w:rFonts w:cstheme="majorBidi" w:eastAsiaTheme="majorEastAsia"/>
+      <w:i/>
+      <w:iCs/>
+      <w:color w:themeColor="text1" w:themeTint="D8" w:val="272727"/>
+    </w:rPr>
+  </w:style>
+  <w:style w:customStyle="1" w:styleId="Heading9Char" w:type="character">
+    <w:name w:val="Heading 9 Char"/>
+    <w:basedOn w:val="DefaultParagraphFont"/>
+    <w:link w:val="Heading9"/>
+    <w:uiPriority w:val="9"/>
+    <w:semiHidden/>
+    <w:rsid w:val="00A10FD9"/>
+    <w:rPr>
+      <w:rFonts w:cstheme="majorBidi" w:eastAsiaTheme="majorEastAsia"/>
+      <w:color w:themeColor="text1" w:themeTint="D8" w:val="272727"/>
+    </w:rPr>
+  </w:style>
+  <w:style w:styleId="BlockText" w:type="paragraph">
     <w:name w:val="Block Text"/>
     <w:basedOn w:val="BodyText"/>
     <w:next w:val="BodyText"/>
@@ -4701,11 +4878,11 @@
     <w:unhideWhenUsed/>
     <w:qFormat/>
     <w:pPr>
-      <w:spacing w:before="100" w:after="100"/>
+      <w:spacing w:after="100" w:before="100"/>
       <w:ind w:firstLine="0" w:left="480" w:right="480"/>
     </w:pPr>
   </w:style>
-  <w:style w:type="paragraph" w:styleId="FootnoteText">
+  <w:style w:styleId="FootnoteText" w:type="paragraph">
     <w:name w:val="Footnote Text"/>
     <w:basedOn w:val="Normal"/>
     <w:next w:val="FootnoteText"/>
@@ -4713,28 +4890,48 @@
     <w:unhideWhenUsed/>
     <w:qFormat/>
   </w:style>
-  <w:style w:type="character" w:default="1" w:styleId="DefaultParagraphFont">
+  <w:style w:styleId="FootnoteBlockText" w:type="paragraph">
+    <w:name w:val="Footnote Block Text"/>
+    <w:basedOn w:val="FootnoteText"/>
+    <w:next w:val="FootnoteText"/>
+    <w:uiPriority w:val="9"/>
+    <w:unhideWhenUsed/>
+    <w:qFormat/>
+    <w:pPr>
+      <w:spacing w:after="100" w:before="100"/>
+      <w:ind w:firstLine="0" w:left="480" w:right="480"/>
+    </w:pPr>
+  </w:style>
+  <w:style w:default="1" w:styleId="DefaultParagraphFont" w:type="character">
     <w:name w:val="Default Paragraph Font"/>
     <w:semiHidden/>
     <w:unhideWhenUsed/>
   </w:style>
-  <w:style w:type="table" w:default="1" w:styleId="Table">
+  <w:style w:default="1" w:styleId="Table" w:type="table">
     <w:name w:val="Table"/>
     <w:basedOn w:val="TableNormal"/>
     <w:semiHidden/>
     <w:unhideWhenUsed/>
     <w:qFormat/>
     <w:tblPr>
-      <w:tblInd w:w="0" w:type="dxa"/>
+      <w:tblInd w:type="dxa" w:w="0"/>
       <w:tblCellMar>
-        <w:top w:w="0" w:type="dxa"/>
-        <w:left w:w="108" w:type="dxa"/>
-        <w:bottom w:w="0" w:type="dxa"/>
-        <w:right w:w="108" w:type="dxa"/>
+        <w:top w:type="dxa" w:w="0"/>
+        <w:left w:type="dxa" w:w="108"/>
+        <w:bottom w:type="dxa" w:w="0"/>
+        <w:right w:type="dxa" w:w="108"/>
       </w:tblCellMar>
     </w:tblPr>
-  </w:style>
-  <w:style w:type="paragraph" w:customStyle="1" w:styleId="DefinitionTerm">
+    <w:tblStylePr w:type="firstRow">
+      <w:tcPr>
+        <w:tcBorders>
+          <w:bottom w:val="single"/>
+        </w:tcBorders>
+        <w:vAlign w:val="bottom"/>
+      </w:tcPr>
+    </w:tblStylePr>
+  </w:style>
+  <w:style w:customStyle="1" w:styleId="DefinitionTerm" w:type="paragraph">
     <w:name w:val="Definition Term"/>
     <w:basedOn w:val="Normal"/>
     <w:next w:val="Definition"/>
@@ -4747,49 +4944,49 @@
       <w:b/>
     </w:rPr>
   </w:style>
-  <w:style w:type="paragraph" w:customStyle="1" w:styleId="Definition">
+  <w:style w:customStyle="1" w:styleId="Definition" w:type="paragraph">
     <w:name w:val="Definition"/>
     <w:basedOn w:val="Normal"/>
   </w:style>
-  <w:style w:type="paragraph" w:styleId="Caption">
+  <w:style w:styleId="Caption" w:type="paragraph">
     <w:name w:val="Caption"/>
     <w:basedOn w:val="Normal"/>
     <w:link w:val="BodyTextChar"/>
     <w:pPr>
-      <w:spacing w:before="0" w:after="120"/>
+      <w:spacing w:after="120" w:before="0"/>
     </w:pPr>
     <w:rPr>
       <w:i/>
     </w:rPr>
   </w:style>
-  <w:style w:type="paragraph" w:customStyle="1" w:styleId="TableCaption">
+  <w:style w:customStyle="1" w:styleId="TableCaption" w:type="paragraph">
     <w:name w:val="Table Caption"/>
     <w:basedOn w:val="Caption"/>
     <w:pPr>
       <w:keepNext/>
     </w:pPr>
   </w:style>
-  <w:style w:type="paragraph" w:customStyle="1" w:styleId="ImageCaption">
+  <w:style w:customStyle="1" w:styleId="ImageCaption" w:type="paragraph">
     <w:name w:val="Image Caption"/>
     <w:basedOn w:val="Caption"/>
   </w:style>
-  <w:style w:type="paragraph" w:customStyle="1" w:styleId="Figure">
+  <w:style w:customStyle="1" w:styleId="Figure" w:type="paragraph">
     <w:name w:val="Figure"/>
     <w:basedOn w:val="Normal"/>
   </w:style>
-  <w:style w:type="paragraph" w:customStyle="1" w:styleId="CaptionedFigure">
+  <w:style w:customStyle="1" w:styleId="CaptionedFigure" w:type="paragraph">
     <w:name w:val="Captioned Figure"/>
     <w:basedOn w:val="Figure"/>
     <w:pPr>
       <w:keepNext/>
     </w:pPr>
   </w:style>
-  <w:style w:type="character" w:customStyle="1" w:styleId="BodyTextChar">
+  <w:style w:customStyle="1" w:styleId="BodyTextChar" w:type="character">
     <w:name w:val="Body Text Char"/>
     <w:basedOn w:val="DefaultParagraphFont"/>
     <w:link w:val="BodyText"/>
   </w:style>
-  <w:style w:type="character" w:customStyle="1" w:styleId="VerbatimChar">
+  <w:style w:customStyle="1" w:styleId="VerbatimChar" w:type="character">
     <w:name w:val="Verbatim Char"/>
     <w:basedOn w:val="BodyTextChar"/>
     <w:rPr>
@@ -4797,21 +4994,25 @@
       <w:sz w:val="22"/>
     </w:rPr>
   </w:style>
-  <w:style w:type="character" w:styleId="FootnoteReference">
+  <w:style w:customStyle="1" w:styleId="SectionNumber" w:type="character">
+    <w:name w:val="Section Number"/>
+    <w:basedOn w:val="BodyTextChar"/>
+  </w:style>
+  <w:style w:styleId="FootnoteReference" w:type="character">
     <w:name w:val="Footnote Reference"/>
     <w:basedOn w:val="BodyTextChar"/>
     <w:rPr>
       <w:vertAlign w:val="superscript"/>
     </w:rPr>
   </w:style>
-  <w:style w:type="character" w:styleId="Hyperlink">
+  <w:style w:styleId="Hyperlink" w:type="character">
     <w:name w:val="Hyperlink"/>
     <w:basedOn w:val="BodyTextChar"/>
     <w:rPr>
-      <w:color w:val="4F81BD" w:themeColor="accent1"/>
-    </w:rPr>
-  </w:style>
-  <w:style w:type="paragraph" w:styleId="TOCHeading">
+      <w:color w:themeColor="accent1" w:val="4F81BD"/>
+    </w:rPr>
+  </w:style>
+  <w:style w:styleId="TOCHeading" w:type="paragraph">
     <w:name w:val="TOC Heading"/>
     <w:basedOn w:val="Heading1"/>
     <w:next w:val="BodyText"/>
@@ -4823,10 +5024,10 @@
       <w:outlineLvl w:val="9"/>
     </w:pPr>
     <w:rPr>
-      <w:rFonts w:asciiTheme="majorHAnsi" w:eastAsiaTheme="majorEastAsia" w:hAnsiTheme="majorHAnsi" w:cstheme="majorBidi"/>
+      <w:rFonts w:asciiTheme="majorHAnsi" w:cstheme="majorBidi" w:eastAsiaTheme="majorEastAsia" w:hAnsiTheme="majorHAnsi"/>
       <w:b w:val="0"/>
       <w:bCs w:val="0"/>
-      <w:color w:val="365F91" w:themeColor="accent1" w:themeShade="BF"/>
+      <w:color w:themeColor="accent1" w:themeShade="BF" w:val="365F91"/>
     </w:rPr>
   </w:style>
   <w:style w:type="paragraph" w:customStyle="1" w:styleId="SourceCode">
@@ -4841,8 +5042,8 @@
     <w:name w:val="KeywordTok"/>
     <w:basedOn w:val="VerbatimChar"/>
     <w:rPr>
+      <w:b/>
       <w:color w:val="007020"/>
-      <w:b/>
     </w:rPr>
   </w:style>
   <w:style w:type="character" w:customStyle="1" w:styleId="DataTypeTok">
@@ -4918,40 +5119,43 @@
   <w:style w:type="character" w:customStyle="1" w:styleId="ImportTok">
     <w:name w:val="ImportTok"/>
     <w:basedOn w:val="VerbatimChar"/>
-    <w:rPr/>
+    <w:rPr>
+      <w:b/>
+      <w:color w:val="008000"/>
+    </w:rPr>
   </w:style>
   <w:style w:type="character" w:customStyle="1" w:styleId="CommentTok">
     <w:name w:val="CommentTok"/>
     <w:basedOn w:val="VerbatimChar"/>
     <w:rPr>
+      <w:i/>
       <w:color w:val="60a0b0"/>
-      <w:i/>
     </w:rPr>
   </w:style>
   <w:style w:type="character" w:customStyle="1" w:styleId="DocumentationTok">
     <w:name w:val="DocumentationTok"/>
     <w:basedOn w:val="VerbatimChar"/>
     <w:rPr>
+      <w:i/>
       <w:color w:val="ba2121"/>
-      <w:i/>
     </w:rPr>
   </w:style>
   <w:style w:type="character" w:customStyle="1" w:styleId="AnnotationTok">
     <w:name w:val="AnnotationTok"/>
     <w:basedOn w:val="VerbatimChar"/>
     <w:rPr>
-      <w:color w:val="60a0b0"/>
       <w:b/>
       <w:i/>
+      <w:color w:val="60a0b0"/>
     </w:rPr>
   </w:style>
   <w:style w:type="character" w:customStyle="1" w:styleId="CommentVarTok">
     <w:name w:val="CommentVarTok"/>
     <w:basedOn w:val="VerbatimChar"/>
     <w:rPr>
-      <w:color w:val="60a0b0"/>
       <w:b/>
       <w:i/>
+      <w:color w:val="60a0b0"/>
     </w:rPr>
   </w:style>
   <w:style w:type="character" w:customStyle="1" w:styleId="OtherTok">
@@ -4979,8 +5183,8 @@
     <w:name w:val="ControlFlowTok"/>
     <w:basedOn w:val="VerbatimChar"/>
     <w:rPr>
+      <w:b/>
       <w:color w:val="007020"/>
-      <w:b/>
     </w:rPr>
   </w:style>
   <w:style w:type="character" w:customStyle="1" w:styleId="OperatorTok">
@@ -4993,7 +5197,9 @@
   <w:style w:type="character" w:customStyle="1" w:styleId="BuiltInTok">
     <w:name w:val="BuiltInTok"/>
     <w:basedOn w:val="VerbatimChar"/>
-    <w:rPr/>
+    <w:rPr>
+      <w:color w:val="008000"/>
+    </w:rPr>
   </w:style>
   <w:style w:type="character" w:customStyle="1" w:styleId="ExtensionTok">
     <w:name w:val="ExtensionTok"/>
@@ -5023,34 +5229,34 @@
     <w:name w:val="InformationTok"/>
     <w:basedOn w:val="VerbatimChar"/>
     <w:rPr>
-      <w:color w:val="60a0b0"/>
       <w:b/>
       <w:i/>
+      <w:color w:val="60a0b0"/>
     </w:rPr>
   </w:style>
   <w:style w:type="character" w:customStyle="1" w:styleId="WarningTok">
     <w:name w:val="WarningTok"/>
     <w:basedOn w:val="VerbatimChar"/>
     <w:rPr>
-      <w:color w:val="60a0b0"/>
       <w:b/>
       <w:i/>
+      <w:color w:val="60a0b0"/>
     </w:rPr>
   </w:style>
   <w:style w:type="character" w:customStyle="1" w:styleId="AlertTok">
     <w:name w:val="AlertTok"/>
     <w:basedOn w:val="VerbatimChar"/>
     <w:rPr>
+      <w:b/>
       <w:color w:val="ff0000"/>
-      <w:b/>
     </w:rPr>
   </w:style>
   <w:style w:type="character" w:customStyle="1" w:styleId="ErrorTok">
     <w:name w:val="ErrorTok"/>
     <w:basedOn w:val="VerbatimChar"/>
     <w:rPr>
+      <w:b/>
       <w:color w:val="ff0000"/>
-      <w:b/>
     </w:rPr>
   </w:style>
   <w:style w:type="character" w:customStyle="1" w:styleId="NormalTok">
@@ -5072,44 +5278,44 @@
         <a:sysClr val="window" lastClr="FFFFFF"/>
       </a:lt1>
       <a:dk2>
-        <a:srgbClr val="1F497D"/>
+        <a:srgbClr val="0E2841"/>
       </a:dk2>
       <a:lt2>
-        <a:srgbClr val="EEECE1"/>
+        <a:srgbClr val="E8E8E8"/>
       </a:lt2>
       <a:accent1>
-        <a:srgbClr val="4F81BD"/>
+        <a:srgbClr val="156082"/>
       </a:accent1>
       <a:accent2>
-        <a:srgbClr val="C0504D"/>
+        <a:srgbClr val="E97132"/>
       </a:accent2>
       <a:accent3>
-        <a:srgbClr val="9BBB59"/>
+        <a:srgbClr val="196B24"/>
       </a:accent3>
       <a:accent4>
-        <a:srgbClr val="8064A2"/>
+        <a:srgbClr val="0F9ED5"/>
       </a:accent4>
       <a:accent5>
-        <a:srgbClr val="4BACC6"/>
+        <a:srgbClr val="A02B93"/>
       </a:accent5>
       <a:accent6>
-        <a:srgbClr val="F79646"/>
+        <a:srgbClr val="4EA72E"/>
       </a:accent6>
       <a:hlink>
-        <a:srgbClr val="0000FF"/>
+        <a:srgbClr val="467886"/>
       </a:hlink>
       <a:folHlink>
-        <a:srgbClr val="800080"/>
+        <a:srgbClr val="96607D"/>
       </a:folHlink>
     </a:clrScheme>
     <a:fontScheme name="Office">
       <a:majorFont>
-        <a:latin typeface="Calibri"/>
+        <a:latin typeface="Aptos Display" panose="02110004020202020204"/>
         <a:ea typeface=""/>
         <a:cs typeface=""/>
-        <a:font script="Jpan" typeface="ＭＳ ゴシック"/>
+        <a:font script="Jpan" typeface="游ゴシック Light"/>
         <a:font script="Hang" typeface="맑은 고딕"/>
-        <a:font script="Hans" typeface="宋体"/>
+        <a:font script="Hans" typeface="等线 Light"/>
         <a:font script="Hant" typeface="新細明體"/>
         <a:font script="Arab" typeface="Times New Roman"/>
         <a:font script="Hebr" typeface="Times New Roman"/>
@@ -5136,14 +5342,32 @@
         <a:font script="Mong" typeface="Mongolian Baiti"/>
         <a:font script="Viet" typeface="Times New Roman"/>
         <a:font script="Uigh" typeface="Microsoft Uighur"/>
+        <a:font script="Geor" typeface="Sylfaen"/>
+        <a:font script="Armn" typeface="Arial"/>
+        <a:font script="Bugi" typeface="Leelawadee UI"/>
+        <a:font script="Bopo" typeface="Microsoft JhengHei"/>
+        <a:font script="Java" typeface="Javanese Text"/>
+        <a:font script="Lisu" typeface="Segoe UI"/>
+        <a:font script="Mymr" typeface="Myanmar Text"/>
+        <a:font script="Nkoo" typeface="Ebrima"/>
+        <a:font script="Olck" typeface="Nirmala UI"/>
+        <a:font script="Osma" typeface="Ebrima"/>
+        <a:font script="Phag" typeface="Phagspa"/>
+        <a:font script="Syrn" typeface="Estrangelo Edessa"/>
+        <a:font script="Syrj" typeface="Estrangelo Edessa"/>
+        <a:font script="Syre" typeface="Estrangelo Edessa"/>
+        <a:font script="Sora" typeface="Nirmala UI"/>
+        <a:font script="Tale" typeface="Microsoft Tai Le"/>
+        <a:font script="Talu" typeface="Microsoft New Tai Lue"/>
+        <a:font script="Tfng" typeface="Ebrima"/>
       </a:majorFont>
       <a:minorFont>
-        <a:latin typeface="Cambria"/>
+        <a:latin typeface="Aptos" panose="02110004020202020204"/>
         <a:ea typeface=""/>
         <a:cs typeface=""/>
-        <a:font script="Jpan" typeface="ＭＳ 明朝"/>
+        <a:font script="Jpan" typeface="游明朝"/>
         <a:font script="Hang" typeface="맑은 고딕"/>
-        <a:font script="Hans" typeface="宋体"/>
+        <a:font script="Hans" typeface="等线"/>
         <a:font script="Hant" typeface="新細明體"/>
         <a:font script="Arab" typeface="Arial"/>
         <a:font script="Hebr" typeface="Arial"/>
@@ -5170,6 +5394,24 @@
         <a:font script="Mong" typeface="Mongolian Baiti"/>
         <a:font script="Viet" typeface="Arial"/>
         <a:font script="Uigh" typeface="Microsoft Uighur"/>
+        <a:font script="Geor" typeface="Sylfaen"/>
+        <a:font script="Armn" typeface="Arial"/>
+        <a:font script="Bugi" typeface="Leelawadee UI"/>
+        <a:font script="Bopo" typeface="Microsoft JhengHei"/>
+        <a:font script="Java" typeface="Javanese Text"/>
+        <a:font script="Lisu" typeface="Segoe UI"/>
+        <a:font script="Mymr" typeface="Myanmar Text"/>
+        <a:font script="Nkoo" typeface="Ebrima"/>
+        <a:font script="Olck" typeface="Nirmala UI"/>
+        <a:font script="Osma" typeface="Ebrima"/>
+        <a:font script="Phag" typeface="Phagspa"/>
+        <a:font script="Syrn" typeface="Estrangelo Edessa"/>
+        <a:font script="Syrj" typeface="Estrangelo Edessa"/>
+        <a:font script="Syre" typeface="Estrangelo Edessa"/>
+        <a:font script="Sora" typeface="Nirmala UI"/>
+        <a:font script="Tale" typeface="Microsoft Tai Le"/>
+        <a:font script="Talu" typeface="Microsoft New Tai Lue"/>
+        <a:font script="Tfng" typeface="Ebrima"/>
       </a:minorFont>
     </a:fontScheme>
     <a:fmtScheme name="Office">
@@ -5181,200 +5423,141 @@
           <a:gsLst>
             <a:gs pos="0">
               <a:schemeClr val="phClr">
-                <a:tint val="50000"/>
-                <a:satMod val="300000"/>
+                <a:lumMod val="110000"/>
+                <a:satMod val="105000"/>
+                <a:tint val="67000"/>
               </a:schemeClr>
             </a:gs>
-            <a:gs pos="35000">
+            <a:gs pos="50000">
               <a:schemeClr val="phClr">
-                <a:tint val="37000"/>
-                <a:satMod val="300000"/>
+                <a:lumMod val="105000"/>
+                <a:satMod val="103000"/>
+                <a:tint val="73000"/>
               </a:schemeClr>
             </a:gs>
             <a:gs pos="100000">
               <a:schemeClr val="phClr">
-                <a:tint val="15000"/>
-                <a:satMod val="350000"/>
+                <a:lumMod val="105000"/>
+                <a:satMod val="109000"/>
+                <a:tint val="81000"/>
               </a:schemeClr>
             </a:gs>
           </a:gsLst>
-          <a:lin ang="16200000" scaled="1"/>
+          <a:lin ang="5400000" scaled="0"/>
         </a:gradFill>
         <a:gradFill rotWithShape="1">
           <a:gsLst>
             <a:gs pos="0">
               <a:schemeClr val="phClr">
-                <a:tint val="100000"/>
+                <a:satMod val="103000"/>
+                <a:lumMod val="102000"/>
+                <a:tint val="94000"/>
+              </a:schemeClr>
+            </a:gs>
+            <a:gs pos="50000">
+              <a:schemeClr val="phClr">
+                <a:satMod val="110000"/>
+                <a:lumMod val="100000"/>
                 <a:shade val="100000"/>
-                <a:satMod val="130000"/>
               </a:schemeClr>
             </a:gs>
             <a:gs pos="100000">
               <a:schemeClr val="phClr">
-                <a:tint val="50000"/>
-                <a:shade val="100000"/>
-                <a:satMod val="350000"/>
+                <a:lumMod val="99000"/>
+                <a:satMod val="120000"/>
+                <a:shade val="78000"/>
               </a:schemeClr>
             </a:gs>
           </a:gsLst>
-          <a:lin ang="16200000" scaled="0"/>
+          <a:lin ang="5400000" scaled="0"/>
         </a:gradFill>
       </a:fillStyleLst>
       <a:lnStyleLst>
-        <a:ln w="9525" cap="flat" cmpd="sng" algn="ctr">
-          <a:solidFill>
-            <a:schemeClr val="phClr">
-              <a:shade val="95000"/>
-              <a:satMod val="105000"/>
-            </a:schemeClr>
-          </a:solidFill>
-          <a:prstDash val="solid"/>
-        </a:ln>
-        <a:ln w="25400" cap="flat" cmpd="sng" algn="ctr">
+        <a:ln w="6350" cap="flat" cmpd="sng" algn="ctr">
           <a:solidFill>
             <a:schemeClr val="phClr"/>
           </a:solidFill>
           <a:prstDash val="solid"/>
+          <a:miter lim="800000"/>
         </a:ln>
-        <a:ln w="38100" cap="flat" cmpd="sng" algn="ctr">
+        <a:ln w="12700" cap="flat" cmpd="sng" algn="ctr">
           <a:solidFill>
             <a:schemeClr val="phClr"/>
           </a:solidFill>
           <a:prstDash val="solid"/>
+          <a:miter lim="800000"/>
+        </a:ln>
+        <a:ln w="19050" cap="flat" cmpd="sng" algn="ctr">
+          <a:solidFill>
+            <a:schemeClr val="phClr"/>
+          </a:solidFill>
+          <a:prstDash val="solid"/>
+          <a:miter lim="800000"/>
         </a:ln>
       </a:lnStyleLst>
       <a:effectStyleLst>
         <a:effectStyle>
+          <a:effectLst/>
+        </a:effectStyle>
+        <a:effectStyle>
+          <a:effectLst/>
+        </a:effectStyle>
+        <a:effectStyle>
           <a:effectLst>
-            <a:outerShdw blurRad="40000" dist="20000" dir="5400000" rotWithShape="0">
+            <a:outerShdw blurRad="57150" dist="19050" dir="5400000" algn="ctr" rotWithShape="0">
               <a:srgbClr val="000000">
-                <a:alpha val="38000"/>
+                <a:alpha val="63000"/>
               </a:srgbClr>
             </a:outerShdw>
           </a:effectLst>
-        </a:effectStyle>
-        <a:effectStyle>
-          <a:effectLst>
-            <a:outerShdw blurRad="40000" dist="23000" dir="5400000" rotWithShape="0">
-              <a:srgbClr val="000000">
-                <a:alpha val="35000"/>
-              </a:srgbClr>
-            </a:outerShdw>
-          </a:effectLst>
-        </a:effectStyle>
-        <a:effectStyle>
-          <a:effectLst>
-            <a:outerShdw blurRad="40000" dist="23000" dir="5400000" rotWithShape="0">
-              <a:srgbClr val="000000">
-                <a:alpha val="35000"/>
-              </a:srgbClr>
-            </a:outerShdw>
-          </a:effectLst>
-          <a:scene3d>
-            <a:camera prst="orthographicFront">
-              <a:rot lat="0" lon="0" rev="0"/>
-            </a:camera>
-            <a:lightRig rig="threePt" dir="t">
-              <a:rot lat="0" lon="0" rev="1200000"/>
-            </a:lightRig>
-          </a:scene3d>
-          <a:sp3d>
-            <a:bevelT w="63500" h="25400"/>
-          </a:sp3d>
         </a:effectStyle>
       </a:effectStyleLst>
       <a:bgFillStyleLst>
         <a:solidFill>
           <a:schemeClr val="phClr"/>
         </a:solidFill>
+        <a:solidFill>
+          <a:schemeClr val="phClr">
+            <a:tint val="95000"/>
+            <a:satMod val="170000"/>
+          </a:schemeClr>
+        </a:solidFill>
         <a:gradFill rotWithShape="1">
           <a:gsLst>
             <a:gs pos="0">
               <a:schemeClr val="phClr">
-                <a:tint val="40000"/>
-                <a:satMod val="350000"/>
+                <a:tint val="93000"/>
+                <a:satMod val="150000"/>
+                <a:shade val="98000"/>
+                <a:lumMod val="102000"/>
               </a:schemeClr>
             </a:gs>
-            <a:gs pos="40000">
+            <a:gs pos="50000">
               <a:schemeClr val="phClr">
-                <a:tint val="45000"/>
-                <a:shade val="99000"/>
-                <a:satMod val="350000"/>
+                <a:tint val="98000"/>
+                <a:satMod val="130000"/>
+                <a:shade val="90000"/>
+                <a:lumMod val="103000"/>
               </a:schemeClr>
             </a:gs>
             <a:gs pos="100000">
               <a:schemeClr val="phClr">
-                <a:shade val="20000"/>
-                <a:satMod val="255000"/>
+                <a:shade val="63000"/>
+                <a:satMod val="120000"/>
               </a:schemeClr>
             </a:gs>
           </a:gsLst>
-          <a:path path="circle">
-            <a:fillToRect l="50000" t="-80000" r="50000" b="180000"/>
-          </a:path>
-        </a:gradFill>
-        <a:gradFill rotWithShape="1">
-          <a:gsLst>
-            <a:gs pos="0">
-              <a:schemeClr val="phClr">
-                <a:tint val="80000"/>
-                <a:satMod val="300000"/>
-              </a:schemeClr>
-            </a:gs>
-            <a:gs pos="100000">
-              <a:schemeClr val="phClr">
-                <a:shade val="30000"/>
-                <a:satMod val="200000"/>
-              </a:schemeClr>
-            </a:gs>
-          </a:gsLst>
-          <a:path path="circle">
-            <a:fillToRect l="50000" t="50000" r="50000" b="50000"/>
-          </a:path>
+          <a:lin ang="5400000" scaled="0"/>
         </a:gradFill>
       </a:bgFillStyleLst>
     </a:fmtScheme>
   </a:themeElements>
-  <a:objectDefaults>
-    <a:spDef>
-      <a:spPr/>
-      <a:bodyPr/>
-      <a:lstStyle/>
-      <a:style>
-        <a:lnRef idx="1">
-          <a:schemeClr val="accent1"/>
-        </a:lnRef>
-        <a:fillRef idx="3">
-          <a:schemeClr val="accent1"/>
-        </a:fillRef>
-        <a:effectRef idx="2">
-          <a:schemeClr val="accent1"/>
-        </a:effectRef>
-        <a:fontRef idx="minor">
-          <a:schemeClr val="lt1"/>
-        </a:fontRef>
-      </a:style>
-    </a:spDef>
-    <a:lnDef>
-      <a:spPr/>
-      <a:bodyPr/>
-      <a:lstStyle/>
-      <a:style>
-        <a:lnRef idx="2">
-          <a:schemeClr val="accent1"/>
-        </a:lnRef>
-        <a:fillRef idx="0">
-          <a:schemeClr val="accent1"/>
-        </a:fillRef>
-        <a:effectRef idx="1">
-          <a:schemeClr val="accent1"/>
-        </a:effectRef>
-        <a:fontRef idx="minor">
-          <a:schemeClr val="tx1"/>
-        </a:fontRef>
-      </a:style>
-    </a:lnDef>
-  </a:objectDefaults>
+  <a:objectDefaults/>
   <a:extraClrSchemeLst/>
+  <a:extLst>
+    <a:ext uri="{05A4C25C-085E-4340-85A3-A5531E510DB2}">
+      <thm15:themeFamily xmlns:thm15="http://schemas.microsoft.com/office/thememl/2012/main" name="Office Theme" id="{2E142A2C-CD16-42D6-873A-C26D2A0506FA}" vid="{1BDDFF52-6CD6-40A5-AB3C-68EB2F1E4D0A}"/>
+    </a:ext>
+  </a:extLst>
 </a:theme>
 </file>
--- a/docs/EXERCICIO_MULTIPLOS_DEVS.docx
+++ b/docs/EXERCICIO_MULTIPLOS_DEVS.docx
@@ -56,6 +56,166 @@
       </w:pPr>
       <w:r>
         <w:t xml:space="preserve">Objetivo: sentir na pele o que acontece quando dois devs mexem na mesma função, sem perder o trabalho de nenhum dos dois.</w:t>
+      </w:r>
+    </w:p>
+    <w:p>
+      <w:pPr>
+        <w:pStyle w:val="BlockText"/>
+      </w:pPr>
+      <w:r>
+        <w:rPr>
+          <w:b/>
+          <w:bCs/>
+        </w:rPr>
+        <w:t xml:space="preserve">Executado no GitHub real em 2026-09-24:</w:t>
+      </w:r>
+      <w:r>
+        <w:t xml:space="preserve"> </w:t>
+      </w:r>
+      <w:r>
+        <w:t xml:space="preserve">os números #201/#202 abaixo são ilustrativos. No repositório, a Ana foi a issue</w:t>
+      </w:r>
+      <w:r>
+        <w:t xml:space="preserve"> </w:t>
+      </w:r>
+      <w:r>
+        <w:rPr>
+          <w:b/>
+          <w:bCs/>
+        </w:rPr>
+        <w:t xml:space="preserve">#16</w:t>
+      </w:r>
+      <w:r>
+        <w:t xml:space="preserve"> </w:t>
+      </w:r>
+      <w:r>
+        <w:t xml:space="preserve">/ PR</w:t>
+      </w:r>
+      <w:r>
+        <w:t xml:space="preserve"> </w:t>
+      </w:r>
+      <w:r>
+        <w:rPr>
+          <w:b/>
+          <w:bCs/>
+        </w:rPr>
+        <w:t xml:space="preserve">#18</w:t>
+      </w:r>
+      <w:r>
+        <w:t xml:space="preserve"> </w:t>
+      </w:r>
+      <w:r>
+        <w:t xml:space="preserve">e o Bruno a issue</w:t>
+      </w:r>
+      <w:r>
+        <w:t xml:space="preserve"> </w:t>
+      </w:r>
+      <w:r>
+        <w:rPr>
+          <w:b/>
+          <w:bCs/>
+        </w:rPr>
+        <w:t xml:space="preserve">#17</w:t>
+      </w:r>
+      <w:r>
+        <w:t xml:space="preserve"> </w:t>
+      </w:r>
+      <w:r>
+        <w:t xml:space="preserve">/ PR</w:t>
+      </w:r>
+      <w:r>
+        <w:t xml:space="preserve"> </w:t>
+      </w:r>
+      <w:r>
+        <w:rPr>
+          <w:b/>
+          <w:bCs/>
+        </w:rPr>
+        <w:t xml:space="preserve">#19</w:t>
+      </w:r>
+      <w:r>
+        <w:t xml:space="preserve"> </w:t>
+      </w:r>
+      <w:r>
+        <w:t xml:space="preserve">— o conflito apareceu exatamente como descrito no Passo 4, foi resolvido como no Passo 6, os dois PRs passaram na esteira (8 checks) e o histórico da</w:t>
+      </w:r>
+      <w:r>
+        <w:t xml:space="preserve"> </w:t>
+      </w:r>
+      <w:r>
+        <w:rPr>
+          <w:rStyle w:val="VerbatimChar"/>
+        </w:rPr>
+        <w:t xml:space="preserve">main</w:t>
+      </w:r>
+      <w:r>
+        <w:t xml:space="preserve"> </w:t>
+      </w:r>
+      <w:r>
+        <w:t xml:space="preserve">preservou os commits de "Ana (dev A)" e "Bruno (dev B)". Resultado em</w:t>
+      </w:r>
+      <w:r>
+        <w:t xml:space="preserve"> </w:t>
+      </w:r>
+      <w:r>
+        <w:rPr>
+          <w:rStyle w:val="VerbatimChar"/>
+        </w:rPr>
+        <w:t xml:space="preserve">src/clientes.js</w:t>
+      </w:r>
+      <w:r>
+        <w:t xml:space="preserve">:</w:t>
+      </w:r>
+      <w:r>
+        <w:t xml:space="preserve"> </w:t>
+      </w:r>
+      <w:r>
+        <w:rPr>
+          <w:rStyle w:val="VerbatimChar"/>
+        </w:rPr>
+        <w:t xml:space="preserve">listar()</w:t>
+      </w:r>
+      <w:r>
+        <w:t xml:space="preserve"> </w:t>
+      </w:r>
+      <w:r>
+        <w:t xml:space="preserve">com limite padrão de 100</w:t>
+      </w:r>
+      <w:r>
+        <w:t xml:space="preserve"> </w:t>
+      </w:r>
+      <w:r>
+        <w:rPr>
+          <w:b/>
+          <w:bCs/>
+        </w:rPr>
+        <w:t xml:space="preserve">e</w:t>
+      </w:r>
+      <w:r>
+        <w:t xml:space="preserve"> </w:t>
+      </w:r>
+      <w:r>
+        <w:t xml:space="preserve">ordem por nome.</w:t>
+      </w:r>
+    </w:p>
+    <w:p>
+      <w:pPr>
+        <w:pStyle w:val="BlockText"/>
+      </w:pPr>
+      <w:r>
+        <w:t xml:space="preserve">Para refazer com containers, cada dev na sua pasta e com o seu sistema no ar, veja</w:t>
+      </w:r>
+      <w:r>
+        <w:t xml:space="preserve"> </w:t>
+      </w:r>
+      <w:r>
+        <w:rPr>
+          <w:rStyle w:val="VerbatimChar"/>
+        </w:rPr>
+        <w:t xml:space="preserve">docs/SIMULANDO_2_DEVS.md</w:t>
+      </w:r>
+      <w:r>
+        <w:t xml:space="preserve">.</w:t>
       </w:r>
     </w:p>
     <w:p>
